--- a/flow/20230914_vu_template/drafts/2024-03-u/24-НД-Гл.1-передсв. Благовіщення-Захарії.docx
+++ b/flow/20230914_vu_template/drafts/2024-03-u/24-НД-Гл.1-передсв. Благовіщення-Захарії.docx
@@ -3,36 +3,48 @@
 <w:document xmlns:mc="http://schemas.openxmlformats.org/markup-compatibility/2006" xmlns:o="urn:schemas-microsoft-com:office:office" xmlns:r="http://schemas.openxmlformats.org/officeDocument/2006/relationships" xmlns:m="http://schemas.openxmlformats.org/officeDocument/2006/math" xmlns:v="urn:schemas-microsoft-com:vml" xmlns:wp="http://schemas.openxmlformats.org/drawingml/2006/wordprocessingDrawing" xmlns:w10="urn:schemas-microsoft-com:office:word" xmlns:w="http://schemas.openxmlformats.org/wordprocessingml/2006/main" xmlns:wne="http://schemas.microsoft.com/office/word/2006/wordml" xmlns:sl="http://schemas.openxmlformats.org/schemaLibrary/2006/main" xmlns:a="http://schemas.openxmlformats.org/drawingml/2006/main" xmlns:pic="http://schemas.openxmlformats.org/drawingml/2006/picture" xmlns:c="http://schemas.openxmlformats.org/drawingml/2006/chart" xmlns:lc="http://schemas.openxmlformats.org/drawingml/2006/lockedCanvas" xmlns:dgm="http://schemas.openxmlformats.org/drawingml/2006/diagram" xmlns:wps="http://schemas.microsoft.com/office/word/2010/wordprocessingShape" xmlns:wpg="http://schemas.microsoft.com/office/word/2010/wordprocessingGroup" xmlns:w14="http://schemas.microsoft.com/office/word/2010/wordml" xmlns:w15="http://schemas.microsoft.com/office/word/2012/wordml">
   <w:body>
     <w:p>
-      <w:pPr>
-        <w:spacing w:after="120" w:lineRule="auto"/>
-        <w:rPr>
-          <w:rFonts w:ascii="Times New Roman" w:cs="Times New Roman" w:eastAsia="Times New Roman" w:hAnsi="Times New Roman"/>
-          <w:color w:val="ff0000"/>
-          <w:sz w:val="24"/>
-          <w:szCs w:val="24"/>
-        </w:rPr>
-      </w:pPr>
-      <w:r>
-        <w:rPr>
-          <w:rtl w:val="0"/>
-        </w:rPr>
-      </w:r>
-    </w:p>
-    <w:p>
-      <w:pPr>
-        <w:spacing w:after="120" w:lineRule="auto"/>
-        <w:rPr>
-          <w:rFonts w:ascii="Times New Roman" w:cs="Times New Roman" w:eastAsia="Times New Roman" w:hAnsi="Times New Roman"/>
-          <w:sz w:val="24"/>
-          <w:szCs w:val="24"/>
-        </w:rPr>
-      </w:pPr>
-      <w:bookmarkStart w:colFirst="0" w:colLast="0" w:name="_heading=h.gjdgxs" w:id="0"/>
-      <w:bookmarkEnd w:id="0"/>
-      <w:r>
-        <w:rPr>
-          <w:rtl w:val="0"/>
-        </w:rPr>
+      <w:r>
+        <w:rPr>
+          <w:rFonts w:ascii="Times New Roman" w:hAnsi="Times New Roman"/>
+          <w:sz w:val="24"/>
+        </w:rPr>
+        <w:t>Березень 24 Неділя</w:t>
+      </w:r>
+    </w:p>
+    <w:p>
+      <w:r>
+        <w:rPr>
+          <w:rFonts w:ascii="Times New Roman" w:hAnsi="Times New Roman"/>
+          <w:sz w:val="24"/>
+        </w:rPr>
+        <w:t>Неділя 02 по П'ятидесятниці</w:t>
+      </w:r>
+    </w:p>
+    <w:p>
+      <w:r>
+        <w:rPr>
+          <w:rFonts w:ascii="Times New Roman" w:hAnsi="Times New Roman"/>
+          <w:sz w:val="24"/>
+        </w:rPr>
+        <w:t xml:space="preserve">🕃 Передсвяття Благовіщення Пресвятої Богородиці </w:t>
+      </w:r>
+    </w:p>
+    <w:p>
+      <w:r>
+        <w:rPr>
+          <w:rFonts w:ascii="Times New Roman" w:hAnsi="Times New Roman"/>
+          <w:sz w:val="24"/>
+        </w:rPr>
+        <w:t xml:space="preserve">Преподобного отця нашого Захарії </w:t>
+      </w:r>
+    </w:p>
+    <w:p>
+      <w:r>
+        <w:rPr>
+          <w:rFonts w:ascii="Times New Roman" w:hAnsi="Times New Roman"/>
+          <w:sz w:val="24"/>
+        </w:rPr>
+        <w:t>Святого отця нашого Артемона, єпископа Селевкії Пісідійської</w:t>
       </w:r>
     </w:p>
     <w:p>
@@ -333,21 +345,17 @@
       </w:pPr>
       <w:r>
         <w:rPr>
-          <w:rFonts w:ascii="Times New Roman" w:cs="Times New Roman" w:eastAsia="Times New Roman" w:hAnsi="Times New Roman"/>
-          <w:i w:val="1"/>
-          <w:color w:val="ff0000"/>
-          <w:sz w:val="24"/>
-          <w:szCs w:val="24"/>
-          <w:rtl w:val="0"/>
-        </w:rPr>
-        <w:t xml:space="preserve">Священик:</w:t>
-      </w:r>
-      <w:r>
-        <w:rPr>
-          <w:rFonts w:ascii="Times New Roman" w:cs="Times New Roman" w:eastAsia="Times New Roman" w:hAnsi="Times New Roman"/>
-          <w:sz w:val="24"/>
-          <w:szCs w:val="24"/>
-          <w:rtl w:val="0"/>
+          <w:rFonts w:ascii="Times New Roman" w:hAnsi="Times New Roman"/>
+          <w:i/>
+          <w:color w:val="FF4400"/>
+          <w:sz w:val="24"/>
+        </w:rPr>
+        <w:t>Священик:</w:t>
+      </w:r>
+      <w:r>
+        <w:rPr>
+          <w:rFonts w:ascii="Times New Roman" w:hAnsi="Times New Roman"/>
+          <w:sz w:val="24"/>
         </w:rPr>
         <w:t xml:space="preserve"> Бо твоє є царство, і сила, і слава, Отця, і Сина, і Святого Духа, нині і повсякчас, і на віки віків.</w:t>
       </w:r>
@@ -2463,21 +2471,17 @@
       </w:pPr>
       <w:r>
         <w:rPr>
-          <w:rFonts w:ascii="Times New Roman" w:cs="Times New Roman" w:eastAsia="Times New Roman" w:hAnsi="Times New Roman"/>
-          <w:i w:val="1"/>
-          <w:color w:val="ff0000"/>
-          <w:sz w:val="24"/>
-          <w:szCs w:val="24"/>
-          <w:rtl w:val="0"/>
-        </w:rPr>
-        <w:t xml:space="preserve">Священик:</w:t>
-      </w:r>
-      <w:r>
-        <w:rPr>
-          <w:rFonts w:ascii="Times New Roman" w:cs="Times New Roman" w:eastAsia="Times New Roman" w:hAnsi="Times New Roman"/>
-          <w:sz w:val="24"/>
-          <w:szCs w:val="24"/>
-          <w:rtl w:val="0"/>
+          <w:rFonts w:ascii="Times New Roman" w:hAnsi="Times New Roman"/>
+          <w:i/>
+          <w:color w:val="FF4400"/>
+          <w:sz w:val="24"/>
+        </w:rPr>
+        <w:t>Священик:</w:t>
+      </w:r>
+      <w:r>
+        <w:rPr>
+          <w:rFonts w:ascii="Times New Roman" w:hAnsi="Times New Roman"/>
+          <w:sz w:val="24"/>
         </w:rPr>
         <w:t xml:space="preserve"> Бо тобі належить усяка слава, честь і поклоніння, Отцю, і Сину, і Святому Духові, нині і повсякчас, і на віки віків.</w:t>
       </w:r>
@@ -3196,33 +3200,19 @@
       </w:pPr>
       <w:r>
         <w:rPr>
-          <w:rFonts w:ascii="Times New Roman" w:cs="Times New Roman" w:eastAsia="Times New Roman" w:hAnsi="Times New Roman"/>
-          <w:i w:val="1"/>
-          <w:color w:val="ff0000"/>
-          <w:sz w:val="24"/>
-          <w:szCs w:val="24"/>
-          <w:rtl w:val="0"/>
-        </w:rPr>
-        <w:t xml:space="preserve">Священик:</w:t>
-      </w:r>
-      <w:r>
-        <w:rPr>
-          <w:rFonts w:ascii="Times New Roman" w:cs="Times New Roman" w:eastAsia="Times New Roman" w:hAnsi="Times New Roman"/>
-          <w:color w:val="ff0000"/>
-          <w:sz w:val="24"/>
-          <w:szCs w:val="24"/>
-          <w:rtl w:val="0"/>
-        </w:rPr>
-        <w:t xml:space="preserve"> </w:t>
-      </w:r>
-      <w:r>
-        <w:rPr>
-          <w:rFonts w:ascii="Times New Roman" w:cs="Times New Roman" w:eastAsia="Times New Roman" w:hAnsi="Times New Roman"/>
-          <w:sz w:val="24"/>
-          <w:szCs w:val="24"/>
-          <w:rtl w:val="0"/>
-        </w:rPr>
-        <w:t xml:space="preserve">Бо твоя є влада і твоє царство, і сила, і слава, Отця, і Сина, і Святого Духа, нині і повсякчас, і на віки віків.</w:t>
+          <w:rFonts w:ascii="Times New Roman" w:hAnsi="Times New Roman"/>
+          <w:i/>
+          <w:color w:val="FF4400"/>
+          <w:sz w:val="24"/>
+        </w:rPr>
+        <w:t>Священик:</w:t>
+      </w:r>
+      <w:r>
+        <w:rPr>
+          <w:rFonts w:ascii="Times New Roman" w:hAnsi="Times New Roman"/>
+          <w:sz w:val="24"/>
+        </w:rPr>
+        <w:t xml:space="preserve"> Бо твоя є влада і твоє царство, і сила, і слава, Отця, і Сина, і Святого Духа, нині і повсякчас, і на віки віків.</w:t>
       </w:r>
     </w:p>
     <w:p>
@@ -4882,33 +4872,19 @@
       </w:pPr>
       <w:r>
         <w:rPr>
-          <w:rFonts w:ascii="Times New Roman" w:cs="Times New Roman" w:eastAsia="Times New Roman" w:hAnsi="Times New Roman"/>
-          <w:i w:val="1"/>
-          <w:color w:val="ff0000"/>
-          <w:sz w:val="24"/>
-          <w:szCs w:val="24"/>
-          <w:rtl w:val="0"/>
-        </w:rPr>
-        <w:t xml:space="preserve">Священик:</w:t>
-      </w:r>
-      <w:r>
-        <w:rPr>
-          <w:rFonts w:ascii="Times New Roman" w:cs="Times New Roman" w:eastAsia="Times New Roman" w:hAnsi="Times New Roman"/>
-          <w:color w:val="ff0000"/>
-          <w:sz w:val="24"/>
-          <w:szCs w:val="24"/>
-          <w:rtl w:val="0"/>
-        </w:rPr>
-        <w:t xml:space="preserve"> </w:t>
-      </w:r>
-      <w:r>
-        <w:rPr>
-          <w:rFonts w:ascii="Times New Roman" w:cs="Times New Roman" w:eastAsia="Times New Roman" w:hAnsi="Times New Roman"/>
-          <w:sz w:val="24"/>
-          <w:szCs w:val="24"/>
-          <w:rtl w:val="0"/>
-        </w:rPr>
-        <w:t xml:space="preserve">Мир всім.</w:t>
+          <w:rFonts w:ascii="Times New Roman" w:hAnsi="Times New Roman"/>
+          <w:i/>
+          <w:color w:val="FF4400"/>
+          <w:sz w:val="24"/>
+        </w:rPr>
+        <w:t>Священик:</w:t>
+      </w:r>
+      <w:r>
+        <w:rPr>
+          <w:rFonts w:ascii="Times New Roman" w:hAnsi="Times New Roman"/>
+          <w:sz w:val="24"/>
+        </w:rPr>
+        <w:t xml:space="preserve"> Мир всім.</w:t>
       </w:r>
     </w:p>
     <w:p>
@@ -5737,21 +5713,17 @@
       </w:pPr>
       <w:r>
         <w:rPr>
-          <w:rFonts w:ascii="Times New Roman" w:cs="Times New Roman" w:eastAsia="Times New Roman" w:hAnsi="Times New Roman"/>
-          <w:i w:val="1"/>
-          <w:color w:val="ff0000"/>
-          <w:sz w:val="24"/>
-          <w:szCs w:val="24"/>
-          <w:rtl w:val="0"/>
-        </w:rPr>
-        <w:t xml:space="preserve">Священик:</w:t>
-      </w:r>
-      <w:r>
-        <w:rPr>
-          <w:rFonts w:ascii="Times New Roman" w:cs="Times New Roman" w:eastAsia="Times New Roman" w:hAnsi="Times New Roman"/>
-          <w:sz w:val="24"/>
-          <w:szCs w:val="24"/>
-          <w:rtl w:val="0"/>
+          <w:rFonts w:ascii="Times New Roman" w:hAnsi="Times New Roman"/>
+          <w:i/>
+          <w:color w:val="FF4400"/>
+          <w:sz w:val="24"/>
+        </w:rPr>
+        <w:t>Священик:</w:t>
+      </w:r>
+      <w:r>
+        <w:rPr>
+          <w:rFonts w:ascii="Times New Roman" w:hAnsi="Times New Roman"/>
+          <w:sz w:val="24"/>
         </w:rPr>
         <w:t xml:space="preserve"> Бо милостивий і чоловіколюбець Бог єси, і тобі славу возсилаємо: Отцю, і Сину, і Святому Духові, нині і повсякчас, і на віки віків.</w:t>
       </w:r>
@@ -6656,14 +6628,41 @@
       </w:pPr>
       <w:r>
         <w:rPr>
-          <w:rFonts w:ascii="Times New Roman" w:cs="Times New Roman" w:eastAsia="Times New Roman" w:hAnsi="Times New Roman"/>
-          <w:i w:val="1"/>
-          <w:color w:val="ff0000"/>
-          <w:sz w:val="24"/>
-          <w:szCs w:val="24"/>
-          <w:rtl w:val="0"/>
-        </w:rPr>
-        <w:t xml:space="preserve">Священик:</w:t>
+          <w:rFonts w:ascii="Times New Roman" w:hAnsi="Times New Roman"/>
+          <w:i/>
+          <w:color w:val="FF4400"/>
+          <w:sz w:val="24"/>
+        </w:rPr>
+        <w:t>Священик:</w:t>
+      </w:r>
+      <w:r>
+        <w:rPr>
+          <w:rFonts w:ascii="Times New Roman" w:hAnsi="Times New Roman"/>
+          <w:sz w:val="24"/>
+        </w:rPr>
+        <w:t xml:space="preserve"> Бо ти Бог милости, ласк і чоловіколюбности, і тобі славу віддаємо: Отцю, і Сину, і Святому Духові, нині і повсякчас, і на віки віків.</w:t>
+      </w:r>
+    </w:p>
+    <w:p>
+      <w:pPr>
+        <w:spacing w:after="120" w:lineRule="auto"/>
+        <w:jc w:val="both"/>
+        <w:rPr>
+          <w:rFonts w:ascii="Times New Roman" w:cs="Times New Roman" w:eastAsia="Times New Roman" w:hAnsi="Times New Roman"/>
+          <w:sz w:val="24"/>
+          <w:szCs w:val="24"/>
+        </w:rPr>
+      </w:pPr>
+      <w:r>
+        <w:rPr>
+          <w:rFonts w:ascii="Times New Roman" w:cs="Times New Roman" w:eastAsia="Times New Roman" w:hAnsi="Times New Roman"/>
+          <w:i w:val="1"/>
+          <w:color w:val="ff0000"/>
+          <w:sz w:val="24"/>
+          <w:szCs w:val="24"/>
+          <w:rtl w:val="0"/>
+        </w:rPr>
+        <w:t xml:space="preserve">Вірні:</w:t>
       </w:r>
       <w:r>
         <w:rPr>
@@ -6682,7 +6681,34 @@
           <w:szCs w:val="24"/>
           <w:rtl w:val="0"/>
         </w:rPr>
-        <w:t xml:space="preserve">Бо ти Бог милости, ласк і чоловіколюбности, і тобі славу віддаємо: Отцю, і Сину, і Святому Духові, нині і повсякчас, і на віки віків.</w:t>
+        <w:t xml:space="preserve">Амінь.</w:t>
+      </w:r>
+    </w:p>
+    <w:p>
+      <w:pPr>
+        <w:spacing w:after="120" w:lineRule="auto"/>
+        <w:jc w:val="both"/>
+        <w:rPr>
+          <w:rFonts w:ascii="Times New Roman" w:cs="Times New Roman" w:eastAsia="Times New Roman" w:hAnsi="Times New Roman"/>
+          <w:sz w:val="24"/>
+          <w:szCs w:val="24"/>
+        </w:rPr>
+      </w:pPr>
+      <w:r>
+        <w:rPr>
+          <w:rFonts w:ascii="Times New Roman" w:hAnsi="Times New Roman"/>
+          <w:i/>
+          <w:color w:val="FF4400"/>
+          <w:sz w:val="24"/>
+        </w:rPr>
+        <w:t>Священик:</w:t>
+      </w:r>
+      <w:r>
+        <w:rPr>
+          <w:rFonts w:ascii="Times New Roman" w:hAnsi="Times New Roman"/>
+          <w:sz w:val="24"/>
+        </w:rPr>
+        <w:t xml:space="preserve"> Мир всім.</w:t>
       </w:r>
     </w:p>
     <w:p>
@@ -6723,29 +6749,49 @@
           <w:szCs w:val="24"/>
           <w:rtl w:val="0"/>
         </w:rPr>
-        <w:t xml:space="preserve">Амінь.</w:t>
-      </w:r>
-    </w:p>
-    <w:p>
-      <w:pPr>
-        <w:spacing w:after="120" w:lineRule="auto"/>
-        <w:jc w:val="both"/>
-        <w:rPr>
-          <w:rFonts w:ascii="Times New Roman" w:cs="Times New Roman" w:eastAsia="Times New Roman" w:hAnsi="Times New Roman"/>
-          <w:sz w:val="24"/>
-          <w:szCs w:val="24"/>
-        </w:rPr>
-      </w:pPr>
-      <w:r>
-        <w:rPr>
-          <w:rFonts w:ascii="Times New Roman" w:cs="Times New Roman" w:eastAsia="Times New Roman" w:hAnsi="Times New Roman"/>
-          <w:i w:val="1"/>
-          <w:color w:val="ff0000"/>
-          <w:sz w:val="24"/>
-          <w:szCs w:val="24"/>
-          <w:rtl w:val="0"/>
-        </w:rPr>
-        <w:t xml:space="preserve">Священик:</w:t>
+        <w:t xml:space="preserve">І духові твоєму.</w:t>
+      </w:r>
+    </w:p>
+    <w:p>
+      <w:pPr>
+        <w:spacing w:after="120" w:lineRule="auto"/>
+        <w:jc w:val="both"/>
+        <w:rPr>
+          <w:rFonts w:ascii="Times New Roman" w:cs="Times New Roman" w:eastAsia="Times New Roman" w:hAnsi="Times New Roman"/>
+          <w:sz w:val="24"/>
+          <w:szCs w:val="24"/>
+        </w:rPr>
+      </w:pPr>
+      <w:r>
+        <w:rPr>
+          <w:rFonts w:ascii="Times New Roman" w:cs="Times New Roman" w:eastAsia="Times New Roman" w:hAnsi="Times New Roman"/>
+          <w:sz w:val="24"/>
+          <w:szCs w:val="24"/>
+          <w:rtl w:val="0"/>
+        </w:rPr>
+        <w:t xml:space="preserve">Голови ваші перед Господом схиліть.</w:t>
+      </w:r>
+    </w:p>
+    <w:p>
+      <w:pPr>
+        <w:spacing w:after="120" w:lineRule="auto"/>
+        <w:jc w:val="both"/>
+        <w:rPr>
+          <w:rFonts w:ascii="Times New Roman" w:cs="Times New Roman" w:eastAsia="Times New Roman" w:hAnsi="Times New Roman"/>
+          <w:sz w:val="24"/>
+          <w:szCs w:val="24"/>
+        </w:rPr>
+      </w:pPr>
+      <w:r>
+        <w:rPr>
+          <w:rFonts w:ascii="Times New Roman" w:cs="Times New Roman" w:eastAsia="Times New Roman" w:hAnsi="Times New Roman"/>
+          <w:i w:val="1"/>
+          <w:color w:val="ff0000"/>
+          <w:sz w:val="24"/>
+          <w:szCs w:val="24"/>
+          <w:rtl w:val="0"/>
+        </w:rPr>
+        <w:t xml:space="preserve">Вірні:</w:t>
       </w:r>
       <w:r>
         <w:rPr>
@@ -6764,108 +6810,6 @@
           <w:szCs w:val="24"/>
           <w:rtl w:val="0"/>
         </w:rPr>
-        <w:t xml:space="preserve">Мир всім.</w:t>
-      </w:r>
-    </w:p>
-    <w:p>
-      <w:pPr>
-        <w:spacing w:after="120" w:lineRule="auto"/>
-        <w:jc w:val="both"/>
-        <w:rPr>
-          <w:rFonts w:ascii="Times New Roman" w:cs="Times New Roman" w:eastAsia="Times New Roman" w:hAnsi="Times New Roman"/>
-          <w:sz w:val="24"/>
-          <w:szCs w:val="24"/>
-        </w:rPr>
-      </w:pPr>
-      <w:r>
-        <w:rPr>
-          <w:rFonts w:ascii="Times New Roman" w:cs="Times New Roman" w:eastAsia="Times New Roman" w:hAnsi="Times New Roman"/>
-          <w:i w:val="1"/>
-          <w:color w:val="ff0000"/>
-          <w:sz w:val="24"/>
-          <w:szCs w:val="24"/>
-          <w:rtl w:val="0"/>
-        </w:rPr>
-        <w:t xml:space="preserve">Вірні:</w:t>
-      </w:r>
-      <w:r>
-        <w:rPr>
-          <w:rFonts w:ascii="Times New Roman" w:cs="Times New Roman" w:eastAsia="Times New Roman" w:hAnsi="Times New Roman"/>
-          <w:color w:val="ff0000"/>
-          <w:sz w:val="24"/>
-          <w:szCs w:val="24"/>
-          <w:rtl w:val="0"/>
-        </w:rPr>
-        <w:t xml:space="preserve"> </w:t>
-      </w:r>
-      <w:r>
-        <w:rPr>
-          <w:rFonts w:ascii="Times New Roman" w:cs="Times New Roman" w:eastAsia="Times New Roman" w:hAnsi="Times New Roman"/>
-          <w:sz w:val="24"/>
-          <w:szCs w:val="24"/>
-          <w:rtl w:val="0"/>
-        </w:rPr>
-        <w:t xml:space="preserve">І духові твоєму.</w:t>
-      </w:r>
-    </w:p>
-    <w:p>
-      <w:pPr>
-        <w:spacing w:after="120" w:lineRule="auto"/>
-        <w:jc w:val="both"/>
-        <w:rPr>
-          <w:rFonts w:ascii="Times New Roman" w:cs="Times New Roman" w:eastAsia="Times New Roman" w:hAnsi="Times New Roman"/>
-          <w:sz w:val="24"/>
-          <w:szCs w:val="24"/>
-        </w:rPr>
-      </w:pPr>
-      <w:r>
-        <w:rPr>
-          <w:rFonts w:ascii="Times New Roman" w:cs="Times New Roman" w:eastAsia="Times New Roman" w:hAnsi="Times New Roman"/>
-          <w:sz w:val="24"/>
-          <w:szCs w:val="24"/>
-          <w:rtl w:val="0"/>
-        </w:rPr>
-        <w:t xml:space="preserve">Голови ваші перед Господом схиліть.</w:t>
-      </w:r>
-    </w:p>
-    <w:p>
-      <w:pPr>
-        <w:spacing w:after="120" w:lineRule="auto"/>
-        <w:jc w:val="both"/>
-        <w:rPr>
-          <w:rFonts w:ascii="Times New Roman" w:cs="Times New Roman" w:eastAsia="Times New Roman" w:hAnsi="Times New Roman"/>
-          <w:sz w:val="24"/>
-          <w:szCs w:val="24"/>
-        </w:rPr>
-      </w:pPr>
-      <w:r>
-        <w:rPr>
-          <w:rFonts w:ascii="Times New Roman" w:cs="Times New Roman" w:eastAsia="Times New Roman" w:hAnsi="Times New Roman"/>
-          <w:i w:val="1"/>
-          <w:color w:val="ff0000"/>
-          <w:sz w:val="24"/>
-          <w:szCs w:val="24"/>
-          <w:rtl w:val="0"/>
-        </w:rPr>
-        <w:t xml:space="preserve">Вірні:</w:t>
-      </w:r>
-      <w:r>
-        <w:rPr>
-          <w:rFonts w:ascii="Times New Roman" w:cs="Times New Roman" w:eastAsia="Times New Roman" w:hAnsi="Times New Roman"/>
-          <w:color w:val="ff0000"/>
-          <w:sz w:val="24"/>
-          <w:szCs w:val="24"/>
-          <w:rtl w:val="0"/>
-        </w:rPr>
-        <w:t xml:space="preserve"> </w:t>
-      </w:r>
-      <w:r>
-        <w:rPr>
-          <w:rFonts w:ascii="Times New Roman" w:cs="Times New Roman" w:eastAsia="Times New Roman" w:hAnsi="Times New Roman"/>
-          <w:sz w:val="24"/>
-          <w:szCs w:val="24"/>
-          <w:rtl w:val="0"/>
-        </w:rPr>
         <w:t xml:space="preserve">Тобі, Господи.</w:t>
       </w:r>
     </w:p>
@@ -6912,33 +6856,19 @@
       </w:pPr>
       <w:r>
         <w:rPr>
-          <w:rFonts w:ascii="Times New Roman" w:cs="Times New Roman" w:eastAsia="Times New Roman" w:hAnsi="Times New Roman"/>
-          <w:i w:val="1"/>
-          <w:color w:val="ff0000"/>
-          <w:sz w:val="24"/>
-          <w:szCs w:val="24"/>
-          <w:rtl w:val="0"/>
-        </w:rPr>
-        <w:t xml:space="preserve">Священик:</w:t>
-      </w:r>
-      <w:r>
-        <w:rPr>
-          <w:rFonts w:ascii="Times New Roman" w:cs="Times New Roman" w:eastAsia="Times New Roman" w:hAnsi="Times New Roman"/>
-          <w:color w:val="ff0000"/>
-          <w:sz w:val="24"/>
-          <w:szCs w:val="24"/>
-          <w:rtl w:val="0"/>
-        </w:rPr>
-        <w:t xml:space="preserve"> </w:t>
-      </w:r>
-      <w:r>
-        <w:rPr>
-          <w:rFonts w:ascii="Times New Roman" w:cs="Times New Roman" w:eastAsia="Times New Roman" w:hAnsi="Times New Roman"/>
-          <w:sz w:val="24"/>
-          <w:szCs w:val="24"/>
-          <w:rtl w:val="0"/>
-        </w:rPr>
-        <w:t xml:space="preserve">Нехай буде влада царства твого благословенна і дуже прославлена: Отця, і Сина, і Святого Духа, нині і повсякчас, і на віки віків.</w:t>
+          <w:rFonts w:ascii="Times New Roman" w:hAnsi="Times New Roman"/>
+          <w:i/>
+          <w:color w:val="FF4400"/>
+          <w:sz w:val="24"/>
+        </w:rPr>
+        <w:t>Священик:</w:t>
+      </w:r>
+      <w:r>
+        <w:rPr>
+          <w:rFonts w:ascii="Times New Roman" w:hAnsi="Times New Roman"/>
+          <w:sz w:val="24"/>
+        </w:rPr>
+        <w:t xml:space="preserve"> Нехай буде влада царства твого благословенна і дуже прославлена: Отця, і Сина, і Святого Духа, нині і повсякчас, і на віки віків.</w:t>
       </w:r>
     </w:p>
     <w:p>
@@ -7537,21 +7467,17 @@
       </w:pPr>
       <w:r>
         <w:rPr>
-          <w:rFonts w:ascii="Times New Roman" w:cs="Times New Roman" w:eastAsia="Times New Roman" w:hAnsi="Times New Roman"/>
-          <w:i w:val="1"/>
-          <w:color w:val="ff0000"/>
-          <w:sz w:val="24"/>
-          <w:szCs w:val="24"/>
-          <w:rtl w:val="0"/>
-        </w:rPr>
-        <w:t xml:space="preserve">Священик:</w:t>
-      </w:r>
-      <w:r>
-        <w:rPr>
-          <w:rFonts w:ascii="Times New Roman" w:cs="Times New Roman" w:eastAsia="Times New Roman" w:hAnsi="Times New Roman"/>
-          <w:sz w:val="24"/>
-          <w:szCs w:val="24"/>
-          <w:rtl w:val="0"/>
+          <w:rFonts w:ascii="Times New Roman" w:hAnsi="Times New Roman"/>
+          <w:i/>
+          <w:color w:val="FF4400"/>
+          <w:sz w:val="24"/>
+        </w:rPr>
+        <w:t>Священик:</w:t>
+      </w:r>
+      <w:r>
+        <w:rPr>
+          <w:rFonts w:ascii="Times New Roman" w:hAnsi="Times New Roman"/>
+          <w:sz w:val="24"/>
         </w:rPr>
         <w:t xml:space="preserve"> Бо твоє є царство, і сила, і слава, Отця, і Сина, і Святого Духа, нині і повсякчас, і на віки віків.</w:t>
       </w:r>
@@ -7643,117 +7569,80 @@
     </w:p>
     <w:p>
       <w:pPr>
-        <w:spacing w:after="120" w:lineRule="auto"/>
-        <w:jc w:val="both"/>
-        <w:rPr>
-          <w:rFonts w:ascii="Times New Roman" w:cs="Times New Roman" w:eastAsia="Times New Roman" w:hAnsi="Times New Roman"/>
-          <w:sz w:val="24"/>
-          <w:szCs w:val="24"/>
-        </w:rPr>
-      </w:pPr>
-      <w:r>
-        <w:rPr>
-          <w:rFonts w:ascii="Times New Roman" w:cs="Times New Roman" w:eastAsia="Times New Roman" w:hAnsi="Times New Roman"/>
-          <w:i w:val="1"/>
-          <w:color w:val="ff0000"/>
-          <w:sz w:val="24"/>
-          <w:szCs w:val="24"/>
-          <w:rtl w:val="0"/>
-        </w:rPr>
-        <w:t xml:space="preserve">(г. 1):</w:t>
-      </w:r>
-      <w:r>
-        <w:rPr>
-          <w:rFonts w:ascii="Times New Roman" w:cs="Times New Roman" w:eastAsia="Times New Roman" w:hAnsi="Times New Roman"/>
-          <w:color w:val="ff0000"/>
-          <w:sz w:val="24"/>
-          <w:szCs w:val="24"/>
-          <w:rtl w:val="0"/>
+        <w:pStyle w:val="a"/>
+      </w:pPr>
+      <w:r>
+        <w:rPr>
+          <w:rFonts w:ascii="Times New Roman" w:hAnsi="Times New Roman"/>
+          <w:i/>
+          <w:color w:val="FF0000"/>
+          <w:sz w:val="24"/>
+        </w:rPr>
+        <w:t>Тропар (г. 1):</w:t>
+      </w:r>
+      <w:r>
+        <w:rPr>
+          <w:rFonts w:ascii="Times New Roman" w:hAnsi="Times New Roman"/>
+          <w:sz w:val="24"/>
+        </w:rPr>
+        <w:t xml:space="preserve"> Хоч камінь запечатали юдеї * і воїни стерегли пречисте тіло Твоє, * воскрес Ти, тридневний Спасе, * даруючи світові життя. * Ради цього сили небесні взивали до Те</w:t>
+      </w:r>
+      <w:r>
+        <w:rPr>
+          <w:rFonts w:ascii="Times New Roman" w:hAnsi="Times New Roman"/>
+          <w:sz w:val="24"/>
+        </w:rPr>
+        <w:t>бе, Життєдавче: * Слава воскресі</w:t>
+      </w:r>
+      <w:r>
+        <w:rPr>
+          <w:rFonts w:ascii="Times New Roman" w:hAnsi="Times New Roman"/>
+          <w:sz w:val="24"/>
+        </w:rPr>
+        <w:t>нню Твоєму, Христе, * слава царству Твоєму, * слава промислові Твоєму, * єдиний Чоловіколюбець.</w:t>
+      </w:r>
+    </w:p>
+    <w:p>
+      <w:pPr>
+        <w:pStyle w:val="a"/>
+      </w:pPr>
+      <w:r>
+        <w:rPr>
+          <w:rFonts w:ascii="Times New Roman" w:hAnsi="Times New Roman"/>
+          <w:b/>
+          <w:sz w:val="24"/>
+        </w:rPr>
+        <w:t xml:space="preserve">Слава, і нині: </w:t>
+      </w:r>
+      <w:r>
+        <w:rPr>
+          <w:rFonts w:ascii="Times New Roman" w:hAnsi="Times New Roman"/>
+          <w:i/>
+          <w:color w:val="FF0000"/>
+          <w:sz w:val="24"/>
+        </w:rPr>
+        <w:t>Богородичний (г. 1):</w:t>
+      </w:r>
+      <w:r>
+        <w:rPr>
+          <w:rFonts w:ascii="Times New Roman" w:hAnsi="Times New Roman"/>
+          <w:color w:val="FF0000"/>
+          <w:sz w:val="24"/>
         </w:rPr>
         <w:t xml:space="preserve"> </w:t>
       </w:r>
       <w:r>
         <w:rPr>
-          <w:rFonts w:ascii="Times New Roman" w:cs="Times New Roman" w:eastAsia="Times New Roman" w:hAnsi="Times New Roman"/>
-          <w:sz w:val="24"/>
-          <w:szCs w:val="24"/>
-          <w:rtl w:val="0"/>
-        </w:rPr>
-        <w:t xml:space="preserve">Хоч камінь запечатали юдеї* і воїни стерегли пречисте тіло Твоє,* воскрес Ти, тридневний Спасе,* даруючи світові життя.* Ради цього сили небесні взивали до Тебе, Життєдавче:* Слава воскресінню Твоєму, Христе,* слава царству Твоєму,* слава промислові Твоєму,* єдиний Чоловіколюбець.</w:t>
-      </w:r>
-    </w:p>
-    <w:p>
-      <w:pPr>
-        <w:spacing w:after="120" w:lineRule="auto"/>
-        <w:jc w:val="both"/>
-        <w:rPr>
-          <w:rFonts w:ascii="Times New Roman" w:cs="Times New Roman" w:eastAsia="Times New Roman" w:hAnsi="Times New Roman"/>
-          <w:i w:val="1"/>
-          <w:sz w:val="24"/>
-          <w:szCs w:val="24"/>
-        </w:rPr>
-      </w:pPr>
-      <w:r>
-        <w:rPr>
-          <w:rFonts w:ascii="Times New Roman" w:cs="Times New Roman" w:eastAsia="Times New Roman" w:hAnsi="Times New Roman"/>
-          <w:b w:val="1"/>
-          <w:sz w:val="24"/>
-          <w:szCs w:val="24"/>
-          <w:rtl w:val="0"/>
-        </w:rPr>
-        <w:t xml:space="preserve">Слава: </w:t>
-      </w:r>
-      <w:r>
-        <w:rPr>
-          <w:rtl w:val="0"/>
-        </w:rPr>
-      </w:r>
-    </w:p>
-    <w:p>
-      <w:pPr>
-        <w:spacing w:after="120" w:lineRule="auto"/>
-        <w:jc w:val="both"/>
-        <w:rPr>
-          <w:rFonts w:ascii="Times New Roman" w:cs="Times New Roman" w:eastAsia="Times New Roman" w:hAnsi="Times New Roman"/>
-          <w:sz w:val="24"/>
-          <w:szCs w:val="24"/>
-        </w:rPr>
-      </w:pPr>
-      <w:r>
-        <w:rPr>
-          <w:rFonts w:ascii="Times New Roman" w:cs="Times New Roman" w:eastAsia="Times New Roman" w:hAnsi="Times New Roman"/>
-          <w:b w:val="1"/>
-          <w:sz w:val="24"/>
-          <w:szCs w:val="24"/>
-          <w:rtl w:val="0"/>
-        </w:rPr>
-        <w:t xml:space="preserve">І нині:</w:t>
-      </w:r>
-      <w:r>
-        <w:rPr>
-          <w:rFonts w:ascii="Times New Roman" w:cs="Times New Roman" w:eastAsia="Times New Roman" w:hAnsi="Times New Roman"/>
-          <w:sz w:val="24"/>
-          <w:szCs w:val="24"/>
-          <w:rtl w:val="0"/>
-        </w:rPr>
-        <w:t xml:space="preserve"> </w:t>
-      </w:r>
-    </w:p>
-    <w:p>
-      <w:pPr>
-        <w:spacing w:after="120" w:lineRule="auto"/>
-        <w:jc w:val="both"/>
-        <w:rPr>
-          <w:rFonts w:ascii="Times New Roman" w:cs="Times New Roman" w:eastAsia="Times New Roman" w:hAnsi="Times New Roman"/>
-          <w:sz w:val="24"/>
-          <w:szCs w:val="24"/>
-        </w:rPr>
-      </w:pPr>
-      <w:r>
-        <w:rPr>
-          <w:rtl w:val="0"/>
-        </w:rPr>
-      </w:r>
+          <w:rFonts w:ascii="Times New Roman" w:hAnsi="Times New Roman"/>
+          <w:sz w:val="24"/>
+        </w:rPr>
+        <w:t>Коли Гавриїл звістив тобі, Діво: Радуйся!* – то з цим голосом прийняв тіло Владика в тобі, святім кивоті,* як мовив праведний Давид,* і ти з'явилася просторішою небес, носивши Творця свого.* Слава тому, що поселився в тобі!* Слава тому, що вийшов з тебе!* Слава тому, що визволив нас народженням твоїм</w:t>
+      </w:r>
+    </w:p>
+    <w:p>
+      <w:pPr>
+        <w:pStyle w:val="a"/>
+      </w:pPr>
     </w:p>
     <w:p>
       <w:pPr>
@@ -7851,14 +7740,41 @@
       </w:pPr>
       <w:r>
         <w:rPr>
-          <w:rFonts w:ascii="Times New Roman" w:cs="Times New Roman" w:eastAsia="Times New Roman" w:hAnsi="Times New Roman"/>
-          <w:i w:val="1"/>
-          <w:color w:val="ff0000"/>
-          <w:sz w:val="24"/>
-          <w:szCs w:val="24"/>
-          <w:rtl w:val="0"/>
-        </w:rPr>
-        <w:t xml:space="preserve">Священик:</w:t>
+          <w:rFonts w:ascii="Times New Roman" w:hAnsi="Times New Roman"/>
+          <w:i/>
+          <w:color w:val="FF4400"/>
+          <w:sz w:val="24"/>
+        </w:rPr>
+        <w:t>Священик:</w:t>
+      </w:r>
+      <w:r>
+        <w:rPr>
+          <w:rFonts w:ascii="Times New Roman" w:hAnsi="Times New Roman"/>
+          <w:sz w:val="24"/>
+        </w:rPr>
+        <w:t xml:space="preserve"> Благословенний Христос, Бог наш, завжди, нині і повсякчас, і на віки віків.</w:t>
+      </w:r>
+    </w:p>
+    <w:p>
+      <w:pPr>
+        <w:spacing w:after="120" w:lineRule="auto"/>
+        <w:jc w:val="both"/>
+        <w:rPr>
+          <w:rFonts w:ascii="Times New Roman" w:cs="Times New Roman" w:eastAsia="Times New Roman" w:hAnsi="Times New Roman"/>
+          <w:sz w:val="24"/>
+          <w:szCs w:val="24"/>
+        </w:rPr>
+      </w:pPr>
+      <w:r>
+        <w:rPr>
+          <w:rFonts w:ascii="Times New Roman" w:cs="Times New Roman" w:eastAsia="Times New Roman" w:hAnsi="Times New Roman"/>
+          <w:i w:val="1"/>
+          <w:color w:val="ff0000"/>
+          <w:sz w:val="24"/>
+          <w:szCs w:val="24"/>
+          <w:rtl w:val="0"/>
+        </w:rPr>
+        <w:t xml:space="preserve">Вірні:</w:t>
       </w:r>
       <w:r>
         <w:rPr>
@@ -7877,7 +7793,34 @@
           <w:szCs w:val="24"/>
           <w:rtl w:val="0"/>
         </w:rPr>
-        <w:t xml:space="preserve">Благословенний Христос, Бог наш, завжди, нині і повсякчас, і на віки віків.</w:t>
+        <w:t xml:space="preserve">Амінь. Утверди, Боже, святу православну віру на віки віків.</w:t>
+      </w:r>
+    </w:p>
+    <w:p>
+      <w:pPr>
+        <w:spacing w:after="120" w:lineRule="auto"/>
+        <w:jc w:val="both"/>
+        <w:rPr>
+          <w:rFonts w:ascii="Times New Roman" w:cs="Times New Roman" w:eastAsia="Times New Roman" w:hAnsi="Times New Roman"/>
+          <w:sz w:val="24"/>
+          <w:szCs w:val="24"/>
+        </w:rPr>
+      </w:pPr>
+      <w:r>
+        <w:rPr>
+          <w:rFonts w:ascii="Times New Roman" w:hAnsi="Times New Roman"/>
+          <w:i/>
+          <w:color w:val="FF4400"/>
+          <w:sz w:val="24"/>
+        </w:rPr>
+        <w:t>Священик:</w:t>
+      </w:r>
+      <w:r>
+        <w:rPr>
+          <w:rFonts w:ascii="Times New Roman" w:hAnsi="Times New Roman"/>
+          <w:sz w:val="24"/>
+        </w:rPr>
+        <w:t xml:space="preserve"> Пресвята Богородице, спаси нас.</w:t>
       </w:r>
     </w:p>
     <w:p>
@@ -7904,62 +7847,38 @@
       <w:r>
         <w:rPr>
           <w:rFonts w:ascii="Times New Roman" w:cs="Times New Roman" w:eastAsia="Times New Roman" w:hAnsi="Times New Roman"/>
-          <w:color w:val="ff0000"/>
-          <w:sz w:val="24"/>
-          <w:szCs w:val="24"/>
-          <w:rtl w:val="0"/>
-        </w:rPr>
-        <w:t xml:space="preserve"> </w:t>
-      </w:r>
-      <w:r>
-        <w:rPr>
-          <w:rFonts w:ascii="Times New Roman" w:cs="Times New Roman" w:eastAsia="Times New Roman" w:hAnsi="Times New Roman"/>
-          <w:sz w:val="24"/>
-          <w:szCs w:val="24"/>
-          <w:rtl w:val="0"/>
-        </w:rPr>
-        <w:t xml:space="preserve">Амінь. Утверди, Боже, святу православну віру на віки віків.</w:t>
-      </w:r>
-    </w:p>
-    <w:p>
-      <w:pPr>
-        <w:spacing w:after="120" w:lineRule="auto"/>
-        <w:jc w:val="both"/>
-        <w:rPr>
-          <w:rFonts w:ascii="Times New Roman" w:cs="Times New Roman" w:eastAsia="Times New Roman" w:hAnsi="Times New Roman"/>
-          <w:sz w:val="24"/>
-          <w:szCs w:val="24"/>
-        </w:rPr>
-      </w:pPr>
-      <w:r>
-        <w:rPr>
-          <w:rFonts w:ascii="Times New Roman" w:cs="Times New Roman" w:eastAsia="Times New Roman" w:hAnsi="Times New Roman"/>
-          <w:i w:val="1"/>
-          <w:color w:val="ff0000"/>
-          <w:sz w:val="24"/>
-          <w:szCs w:val="24"/>
-          <w:rtl w:val="0"/>
-        </w:rPr>
-        <w:t xml:space="preserve">Священик:</w:t>
-      </w:r>
-      <w:r>
-        <w:rPr>
-          <w:rFonts w:ascii="Times New Roman" w:cs="Times New Roman" w:eastAsia="Times New Roman" w:hAnsi="Times New Roman"/>
-          <w:color w:val="ff0000"/>
-          <w:sz w:val="24"/>
-          <w:szCs w:val="24"/>
-          <w:rtl w:val="0"/>
-        </w:rPr>
-        <w:t xml:space="preserve"> </w:t>
-      </w:r>
-      <w:r>
-        <w:rPr>
-          <w:rFonts w:ascii="Times New Roman" w:cs="Times New Roman" w:eastAsia="Times New Roman" w:hAnsi="Times New Roman"/>
-          <w:sz w:val="24"/>
-          <w:szCs w:val="24"/>
-          <w:rtl w:val="0"/>
-        </w:rPr>
-        <w:t xml:space="preserve">Пресвята Богородице, спаси нас.</w:t>
+          <w:sz w:val="24"/>
+          <w:szCs w:val="24"/>
+          <w:rtl w:val="0"/>
+        </w:rPr>
+        <w:t xml:space="preserve"> Чеснішу від херувимів і незрівнянно славнішу від серафимів, що без зотління Бога Слово породила, сущу Богородицю, тебе величаємо.</w:t>
+      </w:r>
+    </w:p>
+    <w:p>
+      <w:pPr>
+        <w:spacing w:after="120" w:lineRule="auto"/>
+        <w:jc w:val="both"/>
+        <w:rPr>
+          <w:rFonts w:ascii="Times New Roman" w:cs="Times New Roman" w:eastAsia="Times New Roman" w:hAnsi="Times New Roman"/>
+          <w:sz w:val="24"/>
+          <w:szCs w:val="24"/>
+        </w:rPr>
+      </w:pPr>
+      <w:r>
+        <w:rPr>
+          <w:rFonts w:ascii="Times New Roman" w:hAnsi="Times New Roman"/>
+          <w:i/>
+          <w:color w:val="FF4400"/>
+          <w:sz w:val="24"/>
+        </w:rPr>
+        <w:t>Священик:</w:t>
+      </w:r>
+      <w:r>
+        <w:rPr>
+          <w:rFonts w:ascii="Times New Roman" w:hAnsi="Times New Roman"/>
+          <w:sz w:val="24"/>
+        </w:rPr>
+        <w:t xml:space="preserve"> Слава тобі, Христе Боже, надіє наша, слава тобі!</w:t>
       </w:r>
     </w:p>
     <w:p>
@@ -7990,78 +7909,6 @@
           <w:szCs w:val="24"/>
           <w:rtl w:val="0"/>
         </w:rPr>
-        <w:t xml:space="preserve"> Чеснішу від херувимів і незрівнянно славнішу від серафимів, що без зотління Бога Слово породила, сущу Богородицю, тебе величаємо.</w:t>
-      </w:r>
-    </w:p>
-    <w:p>
-      <w:pPr>
-        <w:spacing w:after="120" w:lineRule="auto"/>
-        <w:jc w:val="both"/>
-        <w:rPr>
-          <w:rFonts w:ascii="Times New Roman" w:cs="Times New Roman" w:eastAsia="Times New Roman" w:hAnsi="Times New Roman"/>
-          <w:sz w:val="24"/>
-          <w:szCs w:val="24"/>
-        </w:rPr>
-      </w:pPr>
-      <w:r>
-        <w:rPr>
-          <w:rFonts w:ascii="Times New Roman" w:cs="Times New Roman" w:eastAsia="Times New Roman" w:hAnsi="Times New Roman"/>
-          <w:i w:val="1"/>
-          <w:color w:val="ff0000"/>
-          <w:sz w:val="24"/>
-          <w:szCs w:val="24"/>
-          <w:rtl w:val="0"/>
-        </w:rPr>
-        <w:t xml:space="preserve">Священик:</w:t>
-      </w:r>
-      <w:r>
-        <w:rPr>
-          <w:rFonts w:ascii="Times New Roman" w:cs="Times New Roman" w:eastAsia="Times New Roman" w:hAnsi="Times New Roman"/>
-          <w:color w:val="ff0000"/>
-          <w:sz w:val="24"/>
-          <w:szCs w:val="24"/>
-          <w:rtl w:val="0"/>
-        </w:rPr>
-        <w:t xml:space="preserve"> </w:t>
-      </w:r>
-      <w:r>
-        <w:rPr>
-          <w:rFonts w:ascii="Times New Roman" w:cs="Times New Roman" w:eastAsia="Times New Roman" w:hAnsi="Times New Roman"/>
-          <w:sz w:val="24"/>
-          <w:szCs w:val="24"/>
-          <w:rtl w:val="0"/>
-        </w:rPr>
-        <w:t xml:space="preserve">Слава тобі, Христе Боже, надіє наша, слава тобі!</w:t>
-      </w:r>
-    </w:p>
-    <w:p>
-      <w:pPr>
-        <w:spacing w:after="120" w:lineRule="auto"/>
-        <w:jc w:val="both"/>
-        <w:rPr>
-          <w:rFonts w:ascii="Times New Roman" w:cs="Times New Roman" w:eastAsia="Times New Roman" w:hAnsi="Times New Roman"/>
-          <w:sz w:val="24"/>
-          <w:szCs w:val="24"/>
-        </w:rPr>
-      </w:pPr>
-      <w:r>
-        <w:rPr>
-          <w:rFonts w:ascii="Times New Roman" w:cs="Times New Roman" w:eastAsia="Times New Roman" w:hAnsi="Times New Roman"/>
-          <w:i w:val="1"/>
-          <w:color w:val="ff0000"/>
-          <w:sz w:val="24"/>
-          <w:szCs w:val="24"/>
-          <w:rtl w:val="0"/>
-        </w:rPr>
-        <w:t xml:space="preserve">Вірні:</w:t>
-      </w:r>
-      <w:r>
-        <w:rPr>
-          <w:rFonts w:ascii="Times New Roman" w:cs="Times New Roman" w:eastAsia="Times New Roman" w:hAnsi="Times New Roman"/>
-          <w:sz w:val="24"/>
-          <w:szCs w:val="24"/>
-          <w:rtl w:val="0"/>
-        </w:rPr>
         <w:t xml:space="preserve"> Слава Отцю і Сину, і Святому Духові, і нині і повсякчас, і на віки віків. Амінь. Господи, помилуй </w:t>
       </w:r>
       <w:r>
@@ -8096,54 +7943,37 @@
       </w:r>
     </w:p>
     <w:p>
-      <w:pPr>
-        <w:spacing w:after="120" w:lineRule="auto"/>
-        <w:jc w:val="both"/>
-        <w:rPr>
-          <w:rFonts w:ascii="Times New Roman" w:cs="Times New Roman" w:eastAsia="Times New Roman" w:hAnsi="Times New Roman"/>
-          <w:sz w:val="24"/>
-          <w:szCs w:val="24"/>
-        </w:rPr>
-      </w:pPr>
-      <w:r>
-        <w:rPr>
-          <w:rFonts w:ascii="Times New Roman" w:cs="Times New Roman" w:eastAsia="Times New Roman" w:hAnsi="Times New Roman"/>
-          <w:i w:val="1"/>
-          <w:color w:val="ff0000"/>
-          <w:sz w:val="24"/>
-          <w:szCs w:val="24"/>
-          <w:rtl w:val="0"/>
-        </w:rPr>
-        <w:t xml:space="preserve">Священик:</w:t>
-      </w:r>
-      <w:r>
-        <w:rPr>
-          <w:rFonts w:ascii="Times New Roman" w:cs="Times New Roman" w:eastAsia="Times New Roman" w:hAnsi="Times New Roman"/>
-          <w:sz w:val="24"/>
-          <w:szCs w:val="24"/>
-          <w:rtl w:val="0"/>
-        </w:rPr>
-        <w:t xml:space="preserve"> Христос, що воскрес із мертвих, істинний Бог наш, молитвами пречистої своєї Матері, святих, славних і всехвальних апостолів, і святого </w:t>
-      </w:r>
-      <w:r>
-        <w:rPr>
-          <w:rFonts w:ascii="Times New Roman" w:cs="Times New Roman" w:eastAsia="Times New Roman" w:hAnsi="Times New Roman"/>
-          <w:i w:val="1"/>
-          <w:color w:val="ff0000"/>
-          <w:sz w:val="24"/>
-          <w:szCs w:val="24"/>
-          <w:rtl w:val="0"/>
-        </w:rPr>
-        <w:t xml:space="preserve">(ім'я, якого є храм)</w:t>
-      </w:r>
-      <w:r>
-        <w:rPr>
-          <w:rFonts w:ascii="Times New Roman" w:cs="Times New Roman" w:eastAsia="Times New Roman" w:hAnsi="Times New Roman"/>
-          <w:sz w:val="24"/>
-          <w:szCs w:val="24"/>
-          <w:rtl w:val="0"/>
-        </w:rPr>
-        <w:t xml:space="preserve">, і святого …, і всіх святих, помилує і спасе нас, як благий і чоловіколюбець.</w:t>
+      <w:r>
+        <w:rPr>
+          <w:rFonts w:ascii="Times New Roman" w:hAnsi="Times New Roman"/>
+          <w:i/>
+          <w:color w:val="FF4400"/>
+          <w:sz w:val="24"/>
+        </w:rPr>
+        <w:t>Священик:</w:t>
+      </w:r>
+      <w:r>
+        <w:rPr>
+          <w:rFonts w:ascii="Times New Roman" w:hAnsi="Times New Roman"/>
+          <w:sz w:val="24"/>
+        </w:rPr>
+        <w:t xml:space="preserve"> Христос, що воскрес із мертвих, істинний Бог наш, молитвами пречистої своєї Матері, святих, славних і всехвальних апостолів, святого, </w:t>
+      </w:r>
+      <w:r>
+        <w:rPr>
+          <w:rFonts w:ascii="Times New Roman" w:hAnsi="Times New Roman"/>
+          <w:i/>
+          <w:color w:val="FF4400"/>
+          <w:sz w:val="24"/>
+        </w:rPr>
+        <w:t>якого є храм</w:t>
+      </w:r>
+      <w:r>
+        <w:rPr>
+          <w:rFonts w:ascii="Times New Roman" w:hAnsi="Times New Roman"/>
+          <w:sz w:val="24"/>
+        </w:rPr>
+        <w:t>, передсвяття Благовіщення Пресвятої Богородиці, преподобного отця нашого Захарії, святого отця нашого Артемона, єпископа Селевкії Пісідійської і всіх святих, помилує і спасе нас, як благий і чоловіколюбець.</w:t>
       </w:r>
     </w:p>
     <w:p>
@@ -8333,33 +8163,19 @@
       </w:pPr>
       <w:r>
         <w:rPr>
-          <w:rFonts w:ascii="Times New Roman" w:cs="Times New Roman" w:eastAsia="Times New Roman" w:hAnsi="Times New Roman"/>
-          <w:i w:val="1"/>
-          <w:color w:val="ff0000"/>
-          <w:sz w:val="24"/>
-          <w:szCs w:val="24"/>
-          <w:rtl w:val="0"/>
-        </w:rPr>
-        <w:t xml:space="preserve">Священик</w:t>
-      </w:r>
-      <w:r>
-        <w:rPr>
-          <w:rFonts w:ascii="Times New Roman" w:cs="Times New Roman" w:eastAsia="Times New Roman" w:hAnsi="Times New Roman"/>
-          <w:color w:val="ff0000"/>
-          <w:sz w:val="24"/>
-          <w:szCs w:val="24"/>
-          <w:rtl w:val="0"/>
-        </w:rPr>
-        <w:t xml:space="preserve">: </w:t>
-      </w:r>
-      <w:r>
-        <w:rPr>
-          <w:rFonts w:ascii="Times New Roman" w:cs="Times New Roman" w:eastAsia="Times New Roman" w:hAnsi="Times New Roman"/>
-          <w:sz w:val="24"/>
-          <w:szCs w:val="24"/>
-          <w:rtl w:val="0"/>
-        </w:rPr>
-        <w:t xml:space="preserve">Слава святій, одноістотній, животворящій і нероздільній Тройці, завжди, нині і повсякчас, і на віки віків.</w:t>
+          <w:rFonts w:ascii="Times New Roman" w:hAnsi="Times New Roman"/>
+          <w:i/>
+          <w:color w:val="FF4400"/>
+          <w:sz w:val="24"/>
+        </w:rPr>
+        <w:t>Священик:</w:t>
+      </w:r>
+      <w:r>
+        <w:rPr>
+          <w:rFonts w:ascii="Times New Roman" w:hAnsi="Times New Roman"/>
+          <w:sz w:val="24"/>
+        </w:rPr>
+        <w:t xml:space="preserve"> Слава святій, одноістотній, животворящій і нероздільній Тройці, завжди, нині і повсякчас, і на віки віків.</w:t>
       </w:r>
     </w:p>
     <w:p>
@@ -12104,21 +11920,17 @@
       </w:pPr>
       <w:r>
         <w:rPr>
-          <w:rFonts w:ascii="Times New Roman" w:cs="Times New Roman" w:eastAsia="Times New Roman" w:hAnsi="Times New Roman"/>
-          <w:i w:val="1"/>
-          <w:color w:val="ff0000"/>
-          <w:sz w:val="24"/>
-          <w:szCs w:val="24"/>
-          <w:rtl w:val="0"/>
-        </w:rPr>
-        <w:t xml:space="preserve">Священик:</w:t>
-      </w:r>
-      <w:r>
-        <w:rPr>
-          <w:rFonts w:ascii="Times New Roman" w:cs="Times New Roman" w:eastAsia="Times New Roman" w:hAnsi="Times New Roman"/>
-          <w:sz w:val="24"/>
-          <w:szCs w:val="24"/>
-          <w:rtl w:val="0"/>
+          <w:rFonts w:ascii="Times New Roman" w:hAnsi="Times New Roman"/>
+          <w:i/>
+          <w:color w:val="FF4400"/>
+          <w:sz w:val="24"/>
+        </w:rPr>
+        <w:t>Священик:</w:t>
+      </w:r>
+      <w:r>
+        <w:rPr>
+          <w:rFonts w:ascii="Times New Roman" w:hAnsi="Times New Roman"/>
+          <w:sz w:val="24"/>
         </w:rPr>
         <w:t xml:space="preserve"> Бо тобі належить усяка слава, честь і поклоніння, Отцю, і Сину, і Святому Духові, нині і повсякчас, і на віки віків.</w:t>
       </w:r>
@@ -12464,192 +12276,80 @@
     </w:p>
     <w:p>
       <w:pPr>
-        <w:spacing w:after="120" w:lineRule="auto"/>
-        <w:jc w:val="both"/>
-        <w:rPr>
-          <w:rFonts w:ascii="Times New Roman" w:cs="Times New Roman" w:eastAsia="Times New Roman" w:hAnsi="Times New Roman"/>
-          <w:sz w:val="24"/>
-          <w:szCs w:val="24"/>
-        </w:rPr>
-      </w:pPr>
-      <w:r>
-        <w:rPr>
-          <w:rFonts w:ascii="Times New Roman" w:cs="Times New Roman" w:eastAsia="Times New Roman" w:hAnsi="Times New Roman"/>
-          <w:i w:val="1"/>
-          <w:color w:val="ff0000"/>
-          <w:sz w:val="24"/>
-          <w:szCs w:val="24"/>
-          <w:rtl w:val="0"/>
-        </w:rPr>
-        <w:t xml:space="preserve">(г. 1):</w:t>
-      </w:r>
-      <w:r>
-        <w:rPr>
-          <w:rFonts w:ascii="Times New Roman" w:cs="Times New Roman" w:eastAsia="Times New Roman" w:hAnsi="Times New Roman"/>
-          <w:color w:val="ff0000"/>
-          <w:sz w:val="24"/>
-          <w:szCs w:val="24"/>
-          <w:rtl w:val="0"/>
+        <w:pStyle w:val="a"/>
+      </w:pPr>
+      <w:r>
+        <w:rPr>
+          <w:rFonts w:ascii="Times New Roman" w:hAnsi="Times New Roman"/>
+          <w:i/>
+          <w:color w:val="FF0000"/>
+          <w:sz w:val="24"/>
+        </w:rPr>
+        <w:t>Тропар (г. 1):</w:t>
+      </w:r>
+      <w:r>
+        <w:rPr>
+          <w:rFonts w:ascii="Times New Roman" w:hAnsi="Times New Roman"/>
+          <w:sz w:val="24"/>
+        </w:rPr>
+        <w:t xml:space="preserve"> Хоч камінь запечатали юдеї * і воїни стерегли пречисте тіло Твоє, * воскрес Ти, тридневний Спасе, * даруючи світові життя. * Ради цього сили небесні взивали до Те</w:t>
+      </w:r>
+      <w:r>
+        <w:rPr>
+          <w:rFonts w:ascii="Times New Roman" w:hAnsi="Times New Roman"/>
+          <w:sz w:val="24"/>
+        </w:rPr>
+        <w:t>бе, Життєдавче: * Слава воскресі</w:t>
+      </w:r>
+      <w:r>
+        <w:rPr>
+          <w:rFonts w:ascii="Times New Roman" w:hAnsi="Times New Roman"/>
+          <w:sz w:val="24"/>
+        </w:rPr>
+        <w:t>нню Твоєму, Христе, * слава царству Твоєму, * слава промислові Твоєму, * єдиний Чоловіколюбець.</w:t>
+      </w:r>
+    </w:p>
+    <w:p>
+      <w:pPr>
+        <w:pStyle w:val="a"/>
+      </w:pPr>
+      <w:r>
+        <w:rPr>
+          <w:rFonts w:ascii="Times New Roman" w:hAnsi="Times New Roman"/>
+          <w:b/>
+          <w:sz w:val="24"/>
+        </w:rPr>
+        <w:t xml:space="preserve">Слава, і нині: </w:t>
+      </w:r>
+      <w:r>
+        <w:rPr>
+          <w:rFonts w:ascii="Times New Roman" w:hAnsi="Times New Roman"/>
+          <w:i/>
+          <w:color w:val="FF0000"/>
+          <w:sz w:val="24"/>
+        </w:rPr>
+        <w:t>Богородичний (г. 1):</w:t>
+      </w:r>
+      <w:r>
+        <w:rPr>
+          <w:rFonts w:ascii="Times New Roman" w:hAnsi="Times New Roman"/>
+          <w:color w:val="FF0000"/>
+          <w:sz w:val="24"/>
         </w:rPr>
         <w:t xml:space="preserve"> </w:t>
       </w:r>
       <w:r>
         <w:rPr>
-          <w:rFonts w:ascii="Times New Roman" w:cs="Times New Roman" w:eastAsia="Times New Roman" w:hAnsi="Times New Roman"/>
-          <w:sz w:val="24"/>
-          <w:szCs w:val="24"/>
-          <w:rtl w:val="0"/>
-        </w:rPr>
-        <w:t xml:space="preserve">Хоч камінь запечатали юдеї* і воїни стерегли пречисте тіло Твоє,* воскрес Ти, тридневний Спасе,* даруючи світові життя.* Ради цього сили небесні взивали до Тебе, Життєдавче:* Слава воскресінню Твоєму, Христе,* слава царству Твоєму,* слава промислові Твоєму,* єдиний Чоловіколюбець. </w:t>
-      </w:r>
-      <w:r>
-        <w:rPr>
-          <w:rFonts w:ascii="Times New Roman" w:cs="Times New Roman" w:eastAsia="Times New Roman" w:hAnsi="Times New Roman"/>
-          <w:i w:val="1"/>
-          <w:color w:val="ff0000"/>
-          <w:sz w:val="24"/>
-          <w:szCs w:val="24"/>
-          <w:rtl w:val="0"/>
-        </w:rPr>
-        <w:t xml:space="preserve">(2 р.)</w:t>
-      </w:r>
-      <w:r>
-        <w:rPr>
-          <w:rtl w:val="0"/>
-        </w:rPr>
-      </w:r>
-    </w:p>
-    <w:p>
-      <w:pPr>
-        <w:spacing w:after="120" w:lineRule="auto"/>
-        <w:jc w:val="both"/>
-        <w:rPr>
-          <w:rFonts w:ascii="Times New Roman" w:cs="Times New Roman" w:eastAsia="Times New Roman" w:hAnsi="Times New Roman"/>
-          <w:b w:val="1"/>
-          <w:sz w:val="24"/>
-          <w:szCs w:val="24"/>
-        </w:rPr>
-      </w:pPr>
-      <w:r>
-        <w:rPr>
-          <w:rtl w:val="0"/>
-        </w:rPr>
-      </w:r>
-    </w:p>
-    <w:p>
-      <w:pPr>
-        <w:spacing w:after="120" w:lineRule="auto"/>
-        <w:jc w:val="both"/>
-        <w:rPr>
-          <w:rFonts w:ascii="Times New Roman" w:cs="Times New Roman" w:eastAsia="Times New Roman" w:hAnsi="Times New Roman"/>
-          <w:i w:val="1"/>
-          <w:sz w:val="24"/>
-          <w:szCs w:val="24"/>
-        </w:rPr>
-      </w:pPr>
-      <w:r>
-        <w:rPr>
-          <w:rFonts w:ascii="Times New Roman" w:cs="Times New Roman" w:eastAsia="Times New Roman" w:hAnsi="Times New Roman"/>
-          <w:b w:val="1"/>
-          <w:sz w:val="24"/>
-          <w:szCs w:val="24"/>
-          <w:rtl w:val="0"/>
-        </w:rPr>
-        <w:t xml:space="preserve">Слава: </w:t>
-      </w:r>
-      <w:r>
-        <w:rPr>
-          <w:rtl w:val="0"/>
-        </w:rPr>
-      </w:r>
-    </w:p>
-    <w:p>
-      <w:pPr>
-        <w:spacing w:after="120" w:lineRule="auto"/>
-        <w:jc w:val="both"/>
-        <w:rPr>
-          <w:rFonts w:ascii="Times New Roman" w:cs="Times New Roman" w:eastAsia="Times New Roman" w:hAnsi="Times New Roman"/>
-          <w:sz w:val="24"/>
-          <w:szCs w:val="24"/>
-        </w:rPr>
-      </w:pPr>
-      <w:r>
-        <w:rPr>
-          <w:rFonts w:ascii="Times New Roman" w:cs="Times New Roman" w:eastAsia="Times New Roman" w:hAnsi="Times New Roman"/>
-          <w:b w:val="1"/>
-          <w:sz w:val="24"/>
-          <w:szCs w:val="24"/>
-          <w:rtl w:val="0"/>
-        </w:rPr>
-        <w:t xml:space="preserve">І нині:</w:t>
-      </w:r>
-      <w:r>
-        <w:rPr>
-          <w:rFonts w:ascii="Times New Roman" w:cs="Times New Roman" w:eastAsia="Times New Roman" w:hAnsi="Times New Roman"/>
-          <w:sz w:val="24"/>
-          <w:szCs w:val="24"/>
-          <w:rtl w:val="0"/>
-        </w:rPr>
-        <w:t xml:space="preserve"> </w:t>
-      </w:r>
-    </w:p>
-    <w:p>
-      <w:pPr>
-        <w:spacing w:after="120" w:lineRule="auto"/>
-        <w:jc w:val="both"/>
-        <w:rPr>
-          <w:rFonts w:ascii="Times New Roman" w:cs="Times New Roman" w:eastAsia="Times New Roman" w:hAnsi="Times New Roman"/>
-          <w:sz w:val="24"/>
-          <w:szCs w:val="24"/>
-        </w:rPr>
-      </w:pPr>
-      <w:r>
-        <w:rPr>
-          <w:rtl w:val="0"/>
-        </w:rPr>
-      </w:r>
-    </w:p>
-    <w:p>
-      <w:pPr>
-        <w:spacing w:after="120" w:lineRule="auto"/>
-        <w:jc w:val="both"/>
-        <w:rPr>
-          <w:rFonts w:ascii="Times New Roman" w:cs="Times New Roman" w:eastAsia="Times New Roman" w:hAnsi="Times New Roman"/>
-          <w:i w:val="1"/>
-          <w:color w:val="ff0000"/>
-          <w:sz w:val="24"/>
-          <w:szCs w:val="24"/>
-        </w:rPr>
-      </w:pPr>
-      <w:r>
-        <w:rPr>
-          <w:rFonts w:ascii="Times New Roman" w:cs="Times New Roman" w:eastAsia="Times New Roman" w:hAnsi="Times New Roman"/>
-          <w:i w:val="1"/>
-          <w:color w:val="ff0000"/>
-          <w:sz w:val="24"/>
-          <w:szCs w:val="24"/>
-          <w:rtl w:val="0"/>
-        </w:rPr>
-        <w:t xml:space="preserve">По тропарях читає читець чергову катизму, після якої диякон перед св. дверми виголошує:</w:t>
-      </w:r>
-    </w:p>
-    <w:p>
-      <w:pPr>
-        <w:spacing w:after="120" w:lineRule="auto"/>
-        <w:jc w:val="both"/>
-        <w:rPr>
-          <w:rFonts w:ascii="Times New Roman" w:cs="Times New Roman" w:eastAsia="Times New Roman" w:hAnsi="Times New Roman"/>
-          <w:i w:val="1"/>
-          <w:color w:val="000000"/>
-          <w:sz w:val="24"/>
-          <w:szCs w:val="24"/>
-        </w:rPr>
-      </w:pPr>
-      <w:r>
-        <w:rPr>
-          <w:rtl w:val="0"/>
-        </w:rPr>
-      </w:r>
+          <w:rFonts w:ascii="Times New Roman" w:hAnsi="Times New Roman"/>
+          <w:sz w:val="24"/>
+        </w:rPr>
+        <w:t>Коли Гавриїл звістив тобі, Діво: Радуйся!* – то з цим голосом прийняв тіло Владика в тобі, святім кивоті,* як мовив праведний Давид,* і ти з'явилася просторішою небес, носивши Творця свого.* Слава тому, що поселився в тобі!* Слава тому, що вийшов з тебе!* Слава тому, що визволив нас народженням твоїм!</w:t>
+      </w:r>
+    </w:p>
+    <w:p>
+      <w:pPr>
+        <w:pStyle w:val="a"/>
+      </w:pPr>
     </w:p>
     <w:p>
       <w:pPr>
@@ -12915,33 +12615,19 @@
       </w:pPr>
       <w:r>
         <w:rPr>
-          <w:rFonts w:ascii="Times New Roman" w:cs="Times New Roman" w:eastAsia="Times New Roman" w:hAnsi="Times New Roman"/>
-          <w:i w:val="1"/>
-          <w:color w:val="ff0000"/>
-          <w:sz w:val="24"/>
-          <w:szCs w:val="24"/>
-          <w:rtl w:val="0"/>
-        </w:rPr>
-        <w:t xml:space="preserve">Священик: </w:t>
-      </w:r>
-      <w:r>
-        <w:rPr>
-          <w:rFonts w:ascii="Times New Roman" w:cs="Times New Roman" w:eastAsia="Times New Roman" w:hAnsi="Times New Roman"/>
-          <w:color w:val="000000"/>
-          <w:sz w:val="24"/>
-          <w:szCs w:val="24"/>
-          <w:rtl w:val="0"/>
-        </w:rPr>
-        <w:t xml:space="preserve">Бо Твоя влада і Твоє єсть царство і сила, і слава Отця, і Сина, і Святого Духа</w:t>
-      </w:r>
-      <w:r>
-        <w:rPr>
-          <w:rFonts w:ascii="Times New Roman" w:cs="Times New Roman" w:eastAsia="Times New Roman" w:hAnsi="Times New Roman"/>
-          <w:sz w:val="24"/>
-          <w:szCs w:val="24"/>
-          <w:rtl w:val="0"/>
-        </w:rPr>
-        <w:t xml:space="preserve">, нині і повсякчас, і на віки віків.</w:t>
+          <w:rFonts w:ascii="Times New Roman" w:hAnsi="Times New Roman"/>
+          <w:i/>
+          <w:color w:val="FF4400"/>
+          <w:sz w:val="24"/>
+        </w:rPr>
+        <w:t>Священик:</w:t>
+      </w:r>
+      <w:r>
+        <w:rPr>
+          <w:rFonts w:ascii="Times New Roman" w:hAnsi="Times New Roman"/>
+          <w:sz w:val="24"/>
+        </w:rPr>
+        <w:t xml:space="preserve"> Бо Твоя влада і Твоє єсть царство і сила, і слава Отця, і Сина, і Святого Духа, нині і повсякчас, і на віки віків.</w:t>
       </w:r>
     </w:p>
     <w:p>
@@ -13419,33 +13105,19 @@
       </w:pPr>
       <w:r>
         <w:rPr>
-          <w:rFonts w:ascii="Times New Roman" w:cs="Times New Roman" w:eastAsia="Times New Roman" w:hAnsi="Times New Roman"/>
-          <w:i w:val="1"/>
-          <w:color w:val="ff0000"/>
-          <w:sz w:val="24"/>
-          <w:szCs w:val="24"/>
-          <w:rtl w:val="0"/>
-        </w:rPr>
-        <w:t xml:space="preserve">Священик: </w:t>
-      </w:r>
-      <w:r>
-        <w:rPr>
-          <w:rFonts w:ascii="Times New Roman" w:cs="Times New Roman" w:eastAsia="Times New Roman" w:hAnsi="Times New Roman"/>
-          <w:color w:val="000000"/>
-          <w:sz w:val="24"/>
-          <w:szCs w:val="24"/>
-          <w:rtl w:val="0"/>
-        </w:rPr>
-        <w:t xml:space="preserve">Бо Ти благий і Чоловіколюбець Бог єси і Тобі славу возсилаємо Отцю, і Сину, і Святому Духові</w:t>
-      </w:r>
-      <w:r>
-        <w:rPr>
-          <w:rFonts w:ascii="Times New Roman" w:cs="Times New Roman" w:eastAsia="Times New Roman" w:hAnsi="Times New Roman"/>
-          <w:sz w:val="24"/>
-          <w:szCs w:val="24"/>
-          <w:rtl w:val="0"/>
-        </w:rPr>
-        <w:t xml:space="preserve">, нині і повсякчас, і на віки віків.</w:t>
+          <w:rFonts w:ascii="Times New Roman" w:hAnsi="Times New Roman"/>
+          <w:i/>
+          <w:color w:val="FF4400"/>
+          <w:sz w:val="24"/>
+        </w:rPr>
+        <w:t>Священик:</w:t>
+      </w:r>
+      <w:r>
+        <w:rPr>
+          <w:rFonts w:ascii="Times New Roman" w:hAnsi="Times New Roman"/>
+          <w:sz w:val="24"/>
+        </w:rPr>
+        <w:t xml:space="preserve"> Бо Ти благий і Чоловіколюбець Бог єси і Тобі славу возсилаємо Отцю, і Сину, і Святому Духові, нині і повсякчас, і на віки віків.</w:t>
       </w:r>
     </w:p>
     <w:p>
@@ -14779,33 +14451,19 @@
       </w:pPr>
       <w:r>
         <w:rPr>
-          <w:rFonts w:ascii="Times New Roman" w:cs="Times New Roman" w:eastAsia="Times New Roman" w:hAnsi="Times New Roman"/>
-          <w:i w:val="1"/>
-          <w:color w:val="ff0000"/>
-          <w:sz w:val="24"/>
-          <w:szCs w:val="24"/>
-          <w:rtl w:val="0"/>
-        </w:rPr>
-        <w:t xml:space="preserve">Священик: </w:t>
-      </w:r>
-      <w:r>
-        <w:rPr>
-          <w:rFonts w:ascii="Times New Roman" w:cs="Times New Roman" w:eastAsia="Times New Roman" w:hAnsi="Times New Roman"/>
-          <w:color w:val="000000"/>
-          <w:sz w:val="24"/>
-          <w:szCs w:val="24"/>
-          <w:rtl w:val="0"/>
-        </w:rPr>
-        <w:t>Бо благословилося ім'я Твоє і прославилося царство Твоє, Отця, і Сина, і Святого Духа</w:t>
-      </w:r>
-      <w:r>
-        <w:rPr>
-          <w:rFonts w:ascii="Times New Roman" w:cs="Times New Roman" w:eastAsia="Times New Roman" w:hAnsi="Times New Roman"/>
-          <w:sz w:val="24"/>
-          <w:szCs w:val="24"/>
-          <w:rtl w:val="0"/>
-        </w:rPr>
-        <w:t xml:space="preserve">, нині і повсякчас, і на віки віків.</w:t>
+          <w:rFonts w:ascii="Times New Roman" w:hAnsi="Times New Roman"/>
+          <w:i/>
+          <w:color w:val="FF4400"/>
+          <w:sz w:val="24"/>
+        </w:rPr>
+        <w:t>Священик:</w:t>
+      </w:r>
+      <w:r>
+        <w:rPr>
+          <w:rFonts w:ascii="Times New Roman" w:hAnsi="Times New Roman"/>
+          <w:sz w:val="24"/>
+        </w:rPr>
+        <w:t xml:space="preserve"> Бо благословилося ім'я Твоє і прославилося царство Твоє, Отця, і Сина, і Святого Духа, нині і повсякчас, і на віки віків.</w:t>
       </w:r>
     </w:p>
     <w:p>
@@ -15684,21 +15342,17 @@
       </w:pPr>
       <w:r>
         <w:rPr>
-          <w:rFonts w:ascii="Times New Roman" w:cs="Times New Roman" w:eastAsia="Times New Roman" w:hAnsi="Times New Roman"/>
-          <w:i w:val="1"/>
-          <w:color w:val="ff0000"/>
-          <w:sz w:val="24"/>
-          <w:szCs w:val="24"/>
-          <w:rtl w:val="0"/>
-        </w:rPr>
-        <w:t xml:space="preserve">Священик:</w:t>
-      </w:r>
-      <w:r>
-        <w:rPr>
-          <w:rFonts w:ascii="Times New Roman" w:cs="Times New Roman" w:eastAsia="Times New Roman" w:hAnsi="Times New Roman"/>
-          <w:sz w:val="24"/>
-          <w:szCs w:val="24"/>
-          <w:rtl w:val="0"/>
+          <w:rFonts w:ascii="Times New Roman" w:hAnsi="Times New Roman"/>
+          <w:i/>
+          <w:color w:val="FF4400"/>
+          <w:sz w:val="24"/>
+        </w:rPr>
+        <w:t>Священик:</w:t>
+      </w:r>
+      <w:r>
+        <w:rPr>
+          <w:rFonts w:ascii="Times New Roman" w:hAnsi="Times New Roman"/>
+          <w:sz w:val="24"/>
         </w:rPr>
         <w:t xml:space="preserve"> Мир всім.</w:t>
       </w:r>
@@ -15969,21 +15623,17 @@
       </w:pPr>
       <w:r>
         <w:rPr>
-          <w:rFonts w:ascii="Times New Roman" w:cs="Times New Roman" w:eastAsia="Times New Roman" w:hAnsi="Times New Roman"/>
-          <w:i w:val="1"/>
-          <w:color w:val="ff0000"/>
-          <w:sz w:val="24"/>
-          <w:szCs w:val="24"/>
-          <w:rtl w:val="0"/>
-        </w:rPr>
-        <w:t xml:space="preserve">Священик:</w:t>
-      </w:r>
-      <w:r>
-        <w:rPr>
-          <w:rFonts w:ascii="Times New Roman" w:cs="Times New Roman" w:eastAsia="Times New Roman" w:hAnsi="Times New Roman"/>
-          <w:sz w:val="24"/>
-          <w:szCs w:val="24"/>
-          <w:rtl w:val="0"/>
+          <w:rFonts w:ascii="Times New Roman" w:hAnsi="Times New Roman"/>
+          <w:i/>
+          <w:color w:val="FF4400"/>
+          <w:sz w:val="24"/>
+        </w:rPr>
+        <w:t>Священик:</w:t>
+      </w:r>
+      <w:r>
+        <w:rPr>
+          <w:rFonts w:ascii="Times New Roman" w:hAnsi="Times New Roman"/>
+          <w:sz w:val="24"/>
         </w:rPr>
         <w:t xml:space="preserve"> Бо ти святий єси, Боже наш, і в святині перебуваєш, і ми тобі славу віддаємо: Отцю, і Сину, і Святому Духові, нині і повсякчас, і на віки віків.</w:t>
       </w:r>
@@ -16299,33 +15949,19 @@
       </w:pPr>
       <w:r>
         <w:rPr>
-          <w:rFonts w:ascii="Times New Roman" w:cs="Times New Roman" w:eastAsia="Times New Roman" w:hAnsi="Times New Roman"/>
-          <w:i w:val="1"/>
-          <w:color w:val="ff0000"/>
-          <w:sz w:val="24"/>
-          <w:szCs w:val="24"/>
-          <w:rtl w:val="0"/>
-        </w:rPr>
-        <w:t xml:space="preserve">Священик:</w:t>
-      </w:r>
-      <w:r>
-        <w:rPr>
-          <w:rFonts w:ascii="Times New Roman" w:cs="Times New Roman" w:eastAsia="Times New Roman" w:hAnsi="Times New Roman"/>
-          <w:color w:val="ff0000"/>
-          <w:sz w:val="24"/>
-          <w:szCs w:val="24"/>
-          <w:rtl w:val="0"/>
-        </w:rPr>
-        <w:t xml:space="preserve"> </w:t>
-      </w:r>
-      <w:r>
-        <w:rPr>
-          <w:rFonts w:ascii="Times New Roman" w:cs="Times New Roman" w:eastAsia="Times New Roman" w:hAnsi="Times New Roman"/>
-          <w:sz w:val="24"/>
-          <w:szCs w:val="24"/>
-          <w:rtl w:val="0"/>
-        </w:rPr>
-        <w:t xml:space="preserve">Мир всім!</w:t>
+          <w:rFonts w:ascii="Times New Roman" w:hAnsi="Times New Roman"/>
+          <w:i/>
+          <w:color w:val="FF4400"/>
+          <w:sz w:val="24"/>
+        </w:rPr>
+        <w:t>Священик:</w:t>
+      </w:r>
+      <w:r>
+        <w:rPr>
+          <w:rFonts w:ascii="Times New Roman" w:hAnsi="Times New Roman"/>
+          <w:sz w:val="24"/>
+        </w:rPr>
+        <w:t xml:space="preserve"> Мир всім!</w:t>
       </w:r>
     </w:p>
     <w:p>
@@ -16371,54 +16007,19 @@
       </w:pPr>
       <w:r>
         <w:rPr>
-          <w:rFonts w:ascii="Times New Roman" w:cs="Times New Roman" w:eastAsia="Times New Roman" w:hAnsi="Times New Roman"/>
-          <w:i w:val="1"/>
-          <w:color w:val="ff0000"/>
-          <w:sz w:val="24"/>
-          <w:szCs w:val="24"/>
-          <w:rtl w:val="0"/>
-        </w:rPr>
-        <w:t xml:space="preserve">Священик:</w:t>
-      </w:r>
-      <w:r>
-        <w:rPr>
-          <w:rFonts w:ascii="Times New Roman" w:cs="Times New Roman" w:eastAsia="Times New Roman" w:hAnsi="Times New Roman"/>
-          <w:color w:val="ff0000"/>
-          <w:sz w:val="24"/>
-          <w:szCs w:val="24"/>
-          <w:rtl w:val="0"/>
-        </w:rPr>
-        <w:t xml:space="preserve"> </w:t>
-      </w:r>
-      <w:r>
-        <w:rPr>
-          <w:rFonts w:ascii="Times New Roman" w:cs="Times New Roman" w:eastAsia="Times New Roman" w:hAnsi="Times New Roman"/>
-          <w:sz w:val="24"/>
-          <w:szCs w:val="24"/>
-          <w:rtl w:val="0"/>
-        </w:rPr>
-        <w:t xml:space="preserve">Від </w:t>
-      </w:r>
-      <w:r>
-        <w:rPr>
-          <w:rFonts w:ascii="Times New Roman" w:cs="Times New Roman" w:eastAsia="Times New Roman" w:hAnsi="Times New Roman"/>
-          <w:i w:val="1"/>
-          <w:color w:val="ff0000"/>
-          <w:sz w:val="24"/>
-          <w:szCs w:val="24"/>
-          <w:highlight w:val="yellow"/>
-          <w:rtl w:val="0"/>
-        </w:rPr>
-        <w:t xml:space="preserve">ВКАЗАТИ</w:t>
-      </w:r>
-      <w:r>
-        <w:rPr>
-          <w:rFonts w:ascii="Times New Roman" w:cs="Times New Roman" w:eastAsia="Times New Roman" w:hAnsi="Times New Roman"/>
-          <w:sz w:val="24"/>
-          <w:szCs w:val="24"/>
-          <w:rtl w:val="0"/>
-        </w:rPr>
-        <w:t xml:space="preserve"> святого Євангелія читання.</w:t>
+          <w:rFonts w:ascii="Times New Roman" w:hAnsi="Times New Roman"/>
+          <w:i/>
+          <w:color w:val="FF4400"/>
+          <w:sz w:val="24"/>
+        </w:rPr>
+        <w:t>Священик:</w:t>
+      </w:r>
+      <w:r>
+        <w:rPr>
+          <w:rFonts w:ascii="Times New Roman" w:hAnsi="Times New Roman"/>
+          <w:sz w:val="24"/>
+        </w:rPr>
+        <w:t xml:space="preserve"> Від ВКАЗАТИ святого Євангелія читання.</w:t>
       </w:r>
     </w:p>
     <w:p>
@@ -17478,33 +17079,19 @@
       </w:pPr>
       <w:r>
         <w:rPr>
-          <w:rFonts w:ascii="Times New Roman" w:cs="Times New Roman" w:eastAsia="Times New Roman" w:hAnsi="Times New Roman"/>
-          <w:i w:val="1"/>
-          <w:color w:val="ff0000"/>
-          <w:sz w:val="24"/>
-          <w:szCs w:val="24"/>
-          <w:rtl w:val="0"/>
-        </w:rPr>
-        <w:t xml:space="preserve">Священик:</w:t>
-      </w:r>
-      <w:r>
-        <w:rPr>
-          <w:rFonts w:ascii="Times New Roman" w:cs="Times New Roman" w:eastAsia="Times New Roman" w:hAnsi="Times New Roman"/>
-          <w:color w:val="ff0000"/>
-          <w:sz w:val="24"/>
-          <w:szCs w:val="24"/>
-          <w:rtl w:val="0"/>
-        </w:rPr>
-        <w:t xml:space="preserve"> </w:t>
-      </w:r>
-      <w:r>
-        <w:rPr>
-          <w:rFonts w:ascii="Times New Roman" w:cs="Times New Roman" w:eastAsia="Times New Roman" w:hAnsi="Times New Roman"/>
-          <w:sz w:val="24"/>
-          <w:szCs w:val="24"/>
-          <w:rtl w:val="0"/>
-        </w:rPr>
-        <w:t xml:space="preserve">Благодаттю і щедротами і чоловіколюб'ям єдинородного Сина твого, з яким ти благословенний єси, з пресвятим і благим і животворящим твоїм Духом, нині і повсякчас, і на віки віків.</w:t>
+          <w:rFonts w:ascii="Times New Roman" w:hAnsi="Times New Roman"/>
+          <w:i/>
+          <w:color w:val="FF4400"/>
+          <w:sz w:val="24"/>
+        </w:rPr>
+        <w:t>Священик:</w:t>
+      </w:r>
+      <w:r>
+        <w:rPr>
+          <w:rFonts w:ascii="Times New Roman" w:hAnsi="Times New Roman"/>
+          <w:sz w:val="24"/>
+        </w:rPr>
+        <w:t xml:space="preserve"> Благодаттю і щедротами і чоловіколюб'ям єдинородного Сина твого, з яким ти благословенний єси, з пресвятим і благим і животворящим твоїм Духом, нині і повсякчас, і на віки віків.</w:t>
       </w:r>
     </w:p>
     <w:p>
@@ -18335,33 +17922,19 @@
       </w:pPr>
       <w:r>
         <w:rPr>
-          <w:rFonts w:ascii="Times New Roman" w:cs="Times New Roman" w:eastAsia="Times New Roman" w:hAnsi="Times New Roman"/>
-          <w:i w:val="1"/>
-          <w:color w:val="ff0000"/>
-          <w:sz w:val="24"/>
-          <w:szCs w:val="24"/>
-          <w:rtl w:val="0"/>
-        </w:rPr>
-        <w:t xml:space="preserve">Священик: </w:t>
-      </w:r>
-      <w:r>
-        <w:rPr>
-          <w:rFonts w:ascii="Times New Roman" w:cs="Times New Roman" w:eastAsia="Times New Roman" w:hAnsi="Times New Roman"/>
-          <w:color w:val="000000"/>
-          <w:sz w:val="24"/>
-          <w:szCs w:val="24"/>
-          <w:rtl w:val="0"/>
-        </w:rPr>
-        <w:t xml:space="preserve">Бо Ти Бог наш і Тобі славу возсилаємо: Отцю, і Сину, і Святому Духові</w:t>
-      </w:r>
-      <w:r>
-        <w:rPr>
-          <w:rFonts w:ascii="Times New Roman" w:cs="Times New Roman" w:eastAsia="Times New Roman" w:hAnsi="Times New Roman"/>
-          <w:sz w:val="24"/>
-          <w:szCs w:val="24"/>
-          <w:rtl w:val="0"/>
-        </w:rPr>
-        <w:t xml:space="preserve">, нині і повсякчас, і на віки віків.</w:t>
+          <w:rFonts w:ascii="Times New Roman" w:hAnsi="Times New Roman"/>
+          <w:i/>
+          <w:color w:val="FF4400"/>
+          <w:sz w:val="24"/>
+        </w:rPr>
+        <w:t>Священик:</w:t>
+      </w:r>
+      <w:r>
+        <w:rPr>
+          <w:rFonts w:ascii="Times New Roman" w:hAnsi="Times New Roman"/>
+          <w:sz w:val="24"/>
+        </w:rPr>
+        <w:t xml:space="preserve"> Бо Ти Бог наш і Тобі славу возсилаємо: Отцю, і Сину, і Святому Духові, нині і повсякчас, і на віки віків.</w:t>
       </w:r>
     </w:p>
     <w:p>
@@ -19388,33 +18961,19 @@
       </w:pPr>
       <w:r>
         <w:rPr>
-          <w:rFonts w:ascii="Times New Roman" w:cs="Times New Roman" w:eastAsia="Times New Roman" w:hAnsi="Times New Roman"/>
-          <w:i w:val="1"/>
-          <w:color w:val="ff0000"/>
-          <w:sz w:val="24"/>
-          <w:szCs w:val="24"/>
-          <w:rtl w:val="0"/>
-        </w:rPr>
-        <w:t xml:space="preserve">Священик: </w:t>
-      </w:r>
-      <w:r>
-        <w:rPr>
-          <w:rFonts w:ascii="Times New Roman" w:cs="Times New Roman" w:eastAsia="Times New Roman" w:hAnsi="Times New Roman"/>
-          <w:color w:val="000000"/>
-          <w:sz w:val="24"/>
-          <w:szCs w:val="24"/>
-          <w:rtl w:val="0"/>
-        </w:rPr>
-        <w:t xml:space="preserve">Бо Ти цар миру і Спас душ наших і Тобі славу возсилаємо: Отцю, і Сину, і Святому Духові</w:t>
-      </w:r>
-      <w:r>
-        <w:rPr>
-          <w:rFonts w:ascii="Times New Roman" w:cs="Times New Roman" w:eastAsia="Times New Roman" w:hAnsi="Times New Roman"/>
-          <w:sz w:val="24"/>
-          <w:szCs w:val="24"/>
-          <w:rtl w:val="0"/>
-        </w:rPr>
-        <w:t xml:space="preserve">, нині і повсякчас, і на віки віків.</w:t>
+          <w:rFonts w:ascii="Times New Roman" w:hAnsi="Times New Roman"/>
+          <w:i/>
+          <w:color w:val="FF4400"/>
+          <w:sz w:val="24"/>
+        </w:rPr>
+        <w:t>Священик:</w:t>
+      </w:r>
+      <w:r>
+        <w:rPr>
+          <w:rFonts w:ascii="Times New Roman" w:hAnsi="Times New Roman"/>
+          <w:sz w:val="24"/>
+        </w:rPr>
+        <w:t xml:space="preserve"> Бо Ти цар миру і Спас душ наших і Тобі славу возсилаємо: Отцю, і Сину, і Святому Духові, нині і повсякчас, і на віки віків.</w:t>
       </w:r>
     </w:p>
     <w:p>
@@ -20827,33 +20386,19 @@
       </w:pPr>
       <w:r>
         <w:rPr>
-          <w:rFonts w:ascii="Times New Roman" w:cs="Times New Roman" w:eastAsia="Times New Roman" w:hAnsi="Times New Roman"/>
-          <w:i w:val="1"/>
-          <w:color w:val="ff0000"/>
-          <w:sz w:val="24"/>
-          <w:szCs w:val="24"/>
-          <w:rtl w:val="0"/>
-        </w:rPr>
-        <w:t xml:space="preserve">Священик: </w:t>
-      </w:r>
-      <w:r>
-        <w:rPr>
-          <w:rFonts w:ascii="Times New Roman" w:cs="Times New Roman" w:eastAsia="Times New Roman" w:hAnsi="Times New Roman"/>
-          <w:color w:val="000000"/>
-          <w:sz w:val="24"/>
-          <w:szCs w:val="24"/>
-          <w:rtl w:val="0"/>
-        </w:rPr>
-        <w:t xml:space="preserve">Бо Тебе хвалять усі сили небесні і Тобі славу возсилаємо: Отцю, і Сину, і Святому Духові</w:t>
-      </w:r>
-      <w:r>
-        <w:rPr>
-          <w:rFonts w:ascii="Times New Roman" w:cs="Times New Roman" w:eastAsia="Times New Roman" w:hAnsi="Times New Roman"/>
-          <w:sz w:val="24"/>
-          <w:szCs w:val="24"/>
-          <w:rtl w:val="0"/>
-        </w:rPr>
-        <w:t xml:space="preserve">, нині і повсякчас, і на віки віків.</w:t>
+          <w:rFonts w:ascii="Times New Roman" w:hAnsi="Times New Roman"/>
+          <w:i/>
+          <w:color w:val="FF4400"/>
+          <w:sz w:val="24"/>
+        </w:rPr>
+        <w:t>Священик:</w:t>
+      </w:r>
+      <w:r>
+        <w:rPr>
+          <w:rFonts w:ascii="Times New Roman" w:hAnsi="Times New Roman"/>
+          <w:sz w:val="24"/>
+        </w:rPr>
+        <w:t xml:space="preserve"> Бо Тебе хвалять усі сили небесні і Тобі славу возсилаємо: Отцю, і Сину, і Святому Духові, нині і повсякчас, і на віки віків.</w:t>
       </w:r>
     </w:p>
     <w:p>
@@ -22454,22 +21999,17 @@
       </w:pPr>
       <w:r>
         <w:rPr>
-          <w:rFonts w:ascii="Times New Roman" w:cs="Times New Roman" w:eastAsia="Times New Roman" w:hAnsi="Times New Roman"/>
-          <w:i w:val="1"/>
-          <w:color w:val="ff0000"/>
-          <w:sz w:val="24"/>
-          <w:szCs w:val="24"/>
-          <w:rtl w:val="0"/>
-        </w:rPr>
-        <w:t xml:space="preserve">Священик:</w:t>
-      </w:r>
-      <w:r>
-        <w:rPr>
-          <w:rFonts w:ascii="Times New Roman" w:cs="Times New Roman" w:eastAsia="Times New Roman" w:hAnsi="Times New Roman"/>
-          <w:color w:val="000000"/>
-          <w:sz w:val="24"/>
-          <w:szCs w:val="24"/>
-          <w:rtl w:val="0"/>
+          <w:rFonts w:ascii="Times New Roman" w:hAnsi="Times New Roman"/>
+          <w:i/>
+          <w:color w:val="FF4400"/>
+          <w:sz w:val="24"/>
+        </w:rPr>
+        <w:t>Священик:</w:t>
+      </w:r>
+      <w:r>
+        <w:rPr>
+          <w:rFonts w:ascii="Times New Roman" w:hAnsi="Times New Roman"/>
+          <w:sz w:val="24"/>
         </w:rPr>
         <w:t xml:space="preserve"> Слава Тобі, що Світло нам показав! </w:t>
       </w:r>
@@ -23497,21 +23037,17 @@
       </w:pPr>
       <w:r>
         <w:rPr>
-          <w:rFonts w:ascii="Times New Roman" w:cs="Times New Roman" w:eastAsia="Times New Roman" w:hAnsi="Times New Roman"/>
-          <w:i w:val="1"/>
-          <w:color w:val="ff0000"/>
-          <w:sz w:val="24"/>
-          <w:szCs w:val="24"/>
-          <w:rtl w:val="0"/>
-        </w:rPr>
-        <w:t xml:space="preserve">Священик:</w:t>
-      </w:r>
-      <w:r>
-        <w:rPr>
-          <w:rFonts w:ascii="Times New Roman" w:cs="Times New Roman" w:eastAsia="Times New Roman" w:hAnsi="Times New Roman"/>
-          <w:sz w:val="24"/>
-          <w:szCs w:val="24"/>
-          <w:rtl w:val="0"/>
+          <w:rFonts w:ascii="Times New Roman" w:hAnsi="Times New Roman"/>
+          <w:i/>
+          <w:color w:val="FF4400"/>
+          <w:sz w:val="24"/>
+        </w:rPr>
+        <w:t>Священик:</w:t>
+      </w:r>
+      <w:r>
+        <w:rPr>
+          <w:rFonts w:ascii="Times New Roman" w:hAnsi="Times New Roman"/>
+          <w:sz w:val="24"/>
         </w:rPr>
         <w:t xml:space="preserve"> Бо милостивий і чоловіколюбець Бог єси, і тобі славу возсилаємо, Отцю, і Сину, і Святому Духові, нині і повсякчас, і на віки віків.</w:t>
       </w:r>
@@ -24181,14 +23717,41 @@
       </w:pPr>
       <w:r>
         <w:rPr>
-          <w:rFonts w:ascii="Times New Roman" w:cs="Times New Roman" w:eastAsia="Times New Roman" w:hAnsi="Times New Roman"/>
-          <w:i w:val="1"/>
-          <w:color w:val="ff0000"/>
-          <w:sz w:val="24"/>
-          <w:szCs w:val="24"/>
-          <w:rtl w:val="0"/>
-        </w:rPr>
-        <w:t xml:space="preserve">Священик:</w:t>
+          <w:rFonts w:ascii="Times New Roman" w:hAnsi="Times New Roman"/>
+          <w:i/>
+          <w:color w:val="FF4400"/>
+          <w:sz w:val="24"/>
+        </w:rPr>
+        <w:t>Священик:</w:t>
+      </w:r>
+      <w:r>
+        <w:rPr>
+          <w:rFonts w:ascii="Times New Roman" w:hAnsi="Times New Roman"/>
+          <w:sz w:val="24"/>
+        </w:rPr>
+        <w:t xml:space="preserve"> Бо ти Бог милости, ласк і чоловіколюбности, і тобі славу віддаємо: Отцю, і Сину, і Святому Духові, нині і повсякчас, і на віки віків.</w:t>
+      </w:r>
+    </w:p>
+    <w:p>
+      <w:pPr>
+        <w:spacing w:after="120" w:lineRule="auto"/>
+        <w:jc w:val="both"/>
+        <w:rPr>
+          <w:rFonts w:ascii="Times New Roman" w:cs="Times New Roman" w:eastAsia="Times New Roman" w:hAnsi="Times New Roman"/>
+          <w:sz w:val="24"/>
+          <w:szCs w:val="24"/>
+        </w:rPr>
+      </w:pPr>
+      <w:r>
+        <w:rPr>
+          <w:rFonts w:ascii="Times New Roman" w:cs="Times New Roman" w:eastAsia="Times New Roman" w:hAnsi="Times New Roman"/>
+          <w:i w:val="1"/>
+          <w:color w:val="ff0000"/>
+          <w:sz w:val="24"/>
+          <w:szCs w:val="24"/>
+          <w:rtl w:val="0"/>
+        </w:rPr>
+        <w:t xml:space="preserve">Вірні:</w:t>
       </w:r>
       <w:r>
         <w:rPr>
@@ -24207,47 +23770,6 @@
           <w:szCs w:val="24"/>
           <w:rtl w:val="0"/>
         </w:rPr>
-        <w:t xml:space="preserve">Бо ти Бог милости, ласк і чоловіколюбности, і тобі славу віддаємо: Отцю, і Сину, і Святому Духові, нині і повсякчас, і на віки віків.</w:t>
-      </w:r>
-    </w:p>
-    <w:p>
-      <w:pPr>
-        <w:spacing w:after="120" w:lineRule="auto"/>
-        <w:jc w:val="both"/>
-        <w:rPr>
-          <w:rFonts w:ascii="Times New Roman" w:cs="Times New Roman" w:eastAsia="Times New Roman" w:hAnsi="Times New Roman"/>
-          <w:sz w:val="24"/>
-          <w:szCs w:val="24"/>
-        </w:rPr>
-      </w:pPr>
-      <w:r>
-        <w:rPr>
-          <w:rFonts w:ascii="Times New Roman" w:cs="Times New Roman" w:eastAsia="Times New Roman" w:hAnsi="Times New Roman"/>
-          <w:i w:val="1"/>
-          <w:color w:val="ff0000"/>
-          <w:sz w:val="24"/>
-          <w:szCs w:val="24"/>
-          <w:rtl w:val="0"/>
-        </w:rPr>
-        <w:t xml:space="preserve">Вірні:</w:t>
-      </w:r>
-      <w:r>
-        <w:rPr>
-          <w:rFonts w:ascii="Times New Roman" w:cs="Times New Roman" w:eastAsia="Times New Roman" w:hAnsi="Times New Roman"/>
-          <w:color w:val="ff0000"/>
-          <w:sz w:val="24"/>
-          <w:szCs w:val="24"/>
-          <w:rtl w:val="0"/>
-        </w:rPr>
-        <w:t xml:space="preserve"> </w:t>
-      </w:r>
-      <w:r>
-        <w:rPr>
-          <w:rFonts w:ascii="Times New Roman" w:cs="Times New Roman" w:eastAsia="Times New Roman" w:hAnsi="Times New Roman"/>
-          <w:sz w:val="24"/>
-          <w:szCs w:val="24"/>
-          <w:rtl w:val="0"/>
-        </w:rPr>
         <w:t xml:space="preserve">Амінь.</w:t>
       </w:r>
     </w:p>
@@ -24263,21 +23785,17 @@
       </w:pPr>
       <w:r>
         <w:rPr>
-          <w:rFonts w:ascii="Times New Roman" w:cs="Times New Roman" w:eastAsia="Times New Roman" w:hAnsi="Times New Roman"/>
-          <w:i w:val="1"/>
-          <w:color w:val="ff0000"/>
-          <w:sz w:val="24"/>
-          <w:szCs w:val="24"/>
-          <w:rtl w:val="0"/>
-        </w:rPr>
-        <w:t xml:space="preserve">Священик:</w:t>
-      </w:r>
-      <w:r>
-        <w:rPr>
-          <w:rFonts w:ascii="Times New Roman" w:cs="Times New Roman" w:eastAsia="Times New Roman" w:hAnsi="Times New Roman"/>
-          <w:sz w:val="24"/>
-          <w:szCs w:val="24"/>
-          <w:rtl w:val="0"/>
+          <w:rFonts w:ascii="Times New Roman" w:hAnsi="Times New Roman"/>
+          <w:i/>
+          <w:color w:val="FF4400"/>
+          <w:sz w:val="24"/>
+        </w:rPr>
+        <w:t>Священик:</w:t>
+      </w:r>
+      <w:r>
+        <w:rPr>
+          <w:rFonts w:ascii="Times New Roman" w:hAnsi="Times New Roman"/>
+          <w:sz w:val="24"/>
         </w:rPr>
         <w:t xml:space="preserve"> Мир всім.</w:t>
       </w:r>
@@ -24609,14 +24127,41 @@
       </w:pPr>
       <w:r>
         <w:rPr>
-          <w:rFonts w:ascii="Times New Roman" w:cs="Times New Roman" w:eastAsia="Times New Roman" w:hAnsi="Times New Roman"/>
-          <w:i w:val="1"/>
-          <w:color w:val="ff0000"/>
-          <w:sz w:val="24"/>
-          <w:szCs w:val="24"/>
-          <w:rtl w:val="0"/>
-        </w:rPr>
-        <w:t xml:space="preserve">Священик:</w:t>
+          <w:rFonts w:ascii="Times New Roman" w:hAnsi="Times New Roman"/>
+          <w:i/>
+          <w:color w:val="FF4400"/>
+          <w:sz w:val="24"/>
+        </w:rPr>
+        <w:t>Священик:</w:t>
+      </w:r>
+      <w:r>
+        <w:rPr>
+          <w:rFonts w:ascii="Times New Roman" w:hAnsi="Times New Roman"/>
+          <w:sz w:val="24"/>
+        </w:rPr>
+        <w:t xml:space="preserve"> Благословенний Христос, Бог наш, завжди, нині і повсякчас, і на віки віків.</w:t>
+      </w:r>
+    </w:p>
+    <w:p>
+      <w:pPr>
+        <w:spacing w:after="120" w:lineRule="auto"/>
+        <w:jc w:val="both"/>
+        <w:rPr>
+          <w:rFonts w:ascii="Times New Roman" w:cs="Times New Roman" w:eastAsia="Times New Roman" w:hAnsi="Times New Roman"/>
+          <w:sz w:val="24"/>
+          <w:szCs w:val="24"/>
+        </w:rPr>
+      </w:pPr>
+      <w:r>
+        <w:rPr>
+          <w:rFonts w:ascii="Times New Roman" w:cs="Times New Roman" w:eastAsia="Times New Roman" w:hAnsi="Times New Roman"/>
+          <w:i w:val="1"/>
+          <w:color w:val="ff0000"/>
+          <w:sz w:val="24"/>
+          <w:szCs w:val="24"/>
+          <w:rtl w:val="0"/>
+        </w:rPr>
+        <w:t xml:space="preserve">Вірні:</w:t>
       </w:r>
       <w:r>
         <w:rPr>
@@ -24635,7 +24180,34 @@
           <w:szCs w:val="24"/>
           <w:rtl w:val="0"/>
         </w:rPr>
-        <w:t xml:space="preserve">Благословенний Христос, Бог наш, завжди, нині і повсякчас, і на віки віків.</w:t>
+        <w:t xml:space="preserve">Амінь. Утверди, Боже, святу православну віру на віки віків.</w:t>
+      </w:r>
+    </w:p>
+    <w:p>
+      <w:pPr>
+        <w:spacing w:after="120" w:lineRule="auto"/>
+        <w:jc w:val="both"/>
+        <w:rPr>
+          <w:rFonts w:ascii="Times New Roman" w:cs="Times New Roman" w:eastAsia="Times New Roman" w:hAnsi="Times New Roman"/>
+          <w:sz w:val="24"/>
+          <w:szCs w:val="24"/>
+        </w:rPr>
+      </w:pPr>
+      <w:r>
+        <w:rPr>
+          <w:rFonts w:ascii="Times New Roman" w:hAnsi="Times New Roman"/>
+          <w:i/>
+          <w:color w:val="FF4400"/>
+          <w:sz w:val="24"/>
+        </w:rPr>
+        <w:t>Священик:</w:t>
+      </w:r>
+      <w:r>
+        <w:rPr>
+          <w:rFonts w:ascii="Times New Roman" w:hAnsi="Times New Roman"/>
+          <w:sz w:val="24"/>
+        </w:rPr>
+        <w:t xml:space="preserve"> Пресвята Богородице, спаси нас.</w:t>
       </w:r>
     </w:p>
     <w:p>
@@ -24662,6 +24234,64 @@
       <w:r>
         <w:rPr>
           <w:rFonts w:ascii="Times New Roman" w:cs="Times New Roman" w:eastAsia="Times New Roman" w:hAnsi="Times New Roman"/>
+          <w:sz w:val="24"/>
+          <w:szCs w:val="24"/>
+          <w:rtl w:val="0"/>
+        </w:rPr>
+        <w:t xml:space="preserve"> Чеснішу від херувимів* і незрівнянно славнішу від серафимів,* що без зотління Бога Слово породила,* сущу Богородицю, тебе величаємо.</w:t>
+      </w:r>
+    </w:p>
+    <w:p>
+      <w:pPr>
+        <w:spacing w:after="120" w:lineRule="auto"/>
+        <w:jc w:val="both"/>
+        <w:rPr>
+          <w:rFonts w:ascii="Times New Roman" w:cs="Times New Roman" w:eastAsia="Times New Roman" w:hAnsi="Times New Roman"/>
+          <w:sz w:val="24"/>
+          <w:szCs w:val="24"/>
+        </w:rPr>
+      </w:pPr>
+      <w:r>
+        <w:rPr>
+          <w:rFonts w:ascii="Times New Roman" w:hAnsi="Times New Roman"/>
+          <w:i/>
+          <w:color w:val="FF4400"/>
+          <w:sz w:val="24"/>
+        </w:rPr>
+        <w:t>Священик:</w:t>
+      </w:r>
+      <w:r>
+        <w:rPr>
+          <w:rFonts w:ascii="Times New Roman" w:hAnsi="Times New Roman"/>
+          <w:sz w:val="24"/>
+        </w:rPr>
+        <w:t xml:space="preserve"> Слава тобі, Христе Боже, надіє наша, слава тобі!</w:t>
+      </w:r>
+    </w:p>
+    <w:p>
+      <w:pPr>
+        <w:spacing w:after="120" w:lineRule="auto"/>
+        <w:jc w:val="both"/>
+        <w:rPr>
+          <w:rFonts w:ascii="Times New Roman" w:cs="Times New Roman" w:eastAsia="Times New Roman" w:hAnsi="Times New Roman"/>
+          <w:sz w:val="24"/>
+          <w:szCs w:val="24"/>
+        </w:rPr>
+      </w:pPr>
+      <w:r>
+        <w:rPr>
+          <w:rFonts w:ascii="Times New Roman" w:cs="Times New Roman" w:eastAsia="Times New Roman" w:hAnsi="Times New Roman"/>
+          <w:i w:val="1"/>
+          <w:color w:val="ff0000"/>
+          <w:sz w:val="24"/>
+          <w:szCs w:val="24"/>
+          <w:rtl w:val="0"/>
+        </w:rPr>
+        <w:t xml:space="preserve">Вірні:</w:t>
+      </w:r>
+      <w:r>
+        <w:rPr>
+          <w:rFonts w:ascii="Times New Roman" w:cs="Times New Roman" w:eastAsia="Times New Roman" w:hAnsi="Times New Roman"/>
           <w:color w:val="ff0000"/>
           <w:sz w:val="24"/>
           <w:szCs w:val="24"/>
@@ -24676,150 +24306,6 @@
           <w:szCs w:val="24"/>
           <w:rtl w:val="0"/>
         </w:rPr>
-        <w:t xml:space="preserve">Амінь. Утверди, Боже, святу православну віру на віки віків.</w:t>
-      </w:r>
-    </w:p>
-    <w:p>
-      <w:pPr>
-        <w:spacing w:after="120" w:lineRule="auto"/>
-        <w:jc w:val="both"/>
-        <w:rPr>
-          <w:rFonts w:ascii="Times New Roman" w:cs="Times New Roman" w:eastAsia="Times New Roman" w:hAnsi="Times New Roman"/>
-          <w:sz w:val="24"/>
-          <w:szCs w:val="24"/>
-        </w:rPr>
-      </w:pPr>
-      <w:r>
-        <w:rPr>
-          <w:rFonts w:ascii="Times New Roman" w:cs="Times New Roman" w:eastAsia="Times New Roman" w:hAnsi="Times New Roman"/>
-          <w:i w:val="1"/>
-          <w:color w:val="ff0000"/>
-          <w:sz w:val="24"/>
-          <w:szCs w:val="24"/>
-          <w:rtl w:val="0"/>
-        </w:rPr>
-        <w:t xml:space="preserve">Священик:</w:t>
-      </w:r>
-      <w:r>
-        <w:rPr>
-          <w:rFonts w:ascii="Times New Roman" w:cs="Times New Roman" w:eastAsia="Times New Roman" w:hAnsi="Times New Roman"/>
-          <w:sz w:val="24"/>
-          <w:szCs w:val="24"/>
-          <w:rtl w:val="0"/>
-        </w:rPr>
-        <w:t xml:space="preserve"> Пресвята Богородице, спаси нас.</w:t>
-      </w:r>
-    </w:p>
-    <w:p>
-      <w:pPr>
-        <w:spacing w:after="120" w:lineRule="auto"/>
-        <w:jc w:val="both"/>
-        <w:rPr>
-          <w:rFonts w:ascii="Times New Roman" w:cs="Times New Roman" w:eastAsia="Times New Roman" w:hAnsi="Times New Roman"/>
-          <w:sz w:val="24"/>
-          <w:szCs w:val="24"/>
-        </w:rPr>
-      </w:pPr>
-      <w:r>
-        <w:rPr>
-          <w:rFonts w:ascii="Times New Roman" w:cs="Times New Roman" w:eastAsia="Times New Roman" w:hAnsi="Times New Roman"/>
-          <w:i w:val="1"/>
-          <w:color w:val="ff0000"/>
-          <w:sz w:val="24"/>
-          <w:szCs w:val="24"/>
-          <w:rtl w:val="0"/>
-        </w:rPr>
-        <w:t xml:space="preserve">Вірні:</w:t>
-      </w:r>
-      <w:r>
-        <w:rPr>
-          <w:rFonts w:ascii="Times New Roman" w:cs="Times New Roman" w:eastAsia="Times New Roman" w:hAnsi="Times New Roman"/>
-          <w:sz w:val="24"/>
-          <w:szCs w:val="24"/>
-          <w:rtl w:val="0"/>
-        </w:rPr>
-        <w:t xml:space="preserve"> Чеснішу від херувимів* і незрівнянно славнішу від серафимів,* що без зотління Бога Слово породила,* сущу Богородицю, тебе величаємо.</w:t>
-      </w:r>
-    </w:p>
-    <w:p>
-      <w:pPr>
-        <w:spacing w:after="120" w:lineRule="auto"/>
-        <w:jc w:val="both"/>
-        <w:rPr>
-          <w:rFonts w:ascii="Times New Roman" w:cs="Times New Roman" w:eastAsia="Times New Roman" w:hAnsi="Times New Roman"/>
-          <w:sz w:val="24"/>
-          <w:szCs w:val="24"/>
-        </w:rPr>
-      </w:pPr>
-      <w:r>
-        <w:rPr>
-          <w:rFonts w:ascii="Times New Roman" w:cs="Times New Roman" w:eastAsia="Times New Roman" w:hAnsi="Times New Roman"/>
-          <w:i w:val="1"/>
-          <w:color w:val="ff0000"/>
-          <w:sz w:val="24"/>
-          <w:szCs w:val="24"/>
-          <w:rtl w:val="0"/>
-        </w:rPr>
-        <w:t xml:space="preserve">Священик:</w:t>
-      </w:r>
-      <w:r>
-        <w:rPr>
-          <w:rFonts w:ascii="Times New Roman" w:cs="Times New Roman" w:eastAsia="Times New Roman" w:hAnsi="Times New Roman"/>
-          <w:color w:val="ff0000"/>
-          <w:sz w:val="24"/>
-          <w:szCs w:val="24"/>
-          <w:rtl w:val="0"/>
-        </w:rPr>
-        <w:t xml:space="preserve"> </w:t>
-      </w:r>
-      <w:r>
-        <w:rPr>
-          <w:rFonts w:ascii="Times New Roman" w:cs="Times New Roman" w:eastAsia="Times New Roman" w:hAnsi="Times New Roman"/>
-          <w:sz w:val="24"/>
-          <w:szCs w:val="24"/>
-          <w:rtl w:val="0"/>
-        </w:rPr>
-        <w:t xml:space="preserve">Слава тобі, Христе Боже, надіє наша, слава тобі!</w:t>
-      </w:r>
-    </w:p>
-    <w:p>
-      <w:pPr>
-        <w:spacing w:after="120" w:lineRule="auto"/>
-        <w:jc w:val="both"/>
-        <w:rPr>
-          <w:rFonts w:ascii="Times New Roman" w:cs="Times New Roman" w:eastAsia="Times New Roman" w:hAnsi="Times New Roman"/>
-          <w:sz w:val="24"/>
-          <w:szCs w:val="24"/>
-        </w:rPr>
-      </w:pPr>
-      <w:r>
-        <w:rPr>
-          <w:rFonts w:ascii="Times New Roman" w:cs="Times New Roman" w:eastAsia="Times New Roman" w:hAnsi="Times New Roman"/>
-          <w:i w:val="1"/>
-          <w:color w:val="ff0000"/>
-          <w:sz w:val="24"/>
-          <w:szCs w:val="24"/>
-          <w:rtl w:val="0"/>
-        </w:rPr>
-        <w:t xml:space="preserve">Вірні:</w:t>
-      </w:r>
-      <w:r>
-        <w:rPr>
-          <w:rFonts w:ascii="Times New Roman" w:cs="Times New Roman" w:eastAsia="Times New Roman" w:hAnsi="Times New Roman"/>
-          <w:color w:val="ff0000"/>
-          <w:sz w:val="24"/>
-          <w:szCs w:val="24"/>
-          <w:rtl w:val="0"/>
-        </w:rPr>
-        <w:t xml:space="preserve"> </w:t>
-      </w:r>
-      <w:r>
-        <w:rPr>
-          <w:rFonts w:ascii="Times New Roman" w:cs="Times New Roman" w:eastAsia="Times New Roman" w:hAnsi="Times New Roman"/>
-          <w:sz w:val="24"/>
-          <w:szCs w:val="24"/>
-          <w:rtl w:val="0"/>
-        </w:rPr>
         <w:t xml:space="preserve">Слава Отцю і Сину, і Святому Духові, і нині і повсякчас, і на віки віків. Амінь. Господи, помилуй </w:t>
       </w:r>
       <w:r>
@@ -24854,54 +24340,37 @@
       </w:r>
     </w:p>
     <w:p>
-      <w:pPr>
-        <w:spacing w:after="120" w:lineRule="auto"/>
-        <w:jc w:val="both"/>
-        <w:rPr>
-          <w:rFonts w:ascii="Times New Roman" w:cs="Times New Roman" w:eastAsia="Times New Roman" w:hAnsi="Times New Roman"/>
-          <w:sz w:val="24"/>
-          <w:szCs w:val="24"/>
-        </w:rPr>
-      </w:pPr>
-      <w:r>
-        <w:rPr>
-          <w:rFonts w:ascii="Times New Roman" w:cs="Times New Roman" w:eastAsia="Times New Roman" w:hAnsi="Times New Roman"/>
-          <w:i w:val="1"/>
-          <w:color w:val="ff0000"/>
-          <w:sz w:val="24"/>
-          <w:szCs w:val="24"/>
-          <w:rtl w:val="0"/>
-        </w:rPr>
-        <w:t xml:space="preserve">Священик:</w:t>
-      </w:r>
-      <w:r>
-        <w:rPr>
-          <w:rFonts w:ascii="Times New Roman" w:cs="Times New Roman" w:eastAsia="Times New Roman" w:hAnsi="Times New Roman"/>
-          <w:sz w:val="24"/>
-          <w:szCs w:val="24"/>
-          <w:rtl w:val="0"/>
-        </w:rPr>
-        <w:t xml:space="preserve"> Христос, що воскрес із мертвих, істинний Бог наш, молитвами пречистої своєї Матері, святих, славних і всехвальних апостолів, і святого </w:t>
-      </w:r>
-      <w:r>
-        <w:rPr>
-          <w:rFonts w:ascii="Times New Roman" w:cs="Times New Roman" w:eastAsia="Times New Roman" w:hAnsi="Times New Roman"/>
-          <w:i w:val="1"/>
-          <w:color w:val="ff0000"/>
-          <w:sz w:val="24"/>
-          <w:szCs w:val="24"/>
-          <w:rtl w:val="0"/>
-        </w:rPr>
-        <w:t xml:space="preserve">(ім'я, якого є храм)</w:t>
-      </w:r>
-      <w:r>
-        <w:rPr>
-          <w:rFonts w:ascii="Times New Roman" w:cs="Times New Roman" w:eastAsia="Times New Roman" w:hAnsi="Times New Roman"/>
-          <w:sz w:val="24"/>
-          <w:szCs w:val="24"/>
-          <w:rtl w:val="0"/>
-        </w:rPr>
-        <w:t xml:space="preserve">, і святого , і всіх святих, помилує і спасе нас, як благий і чоловіколюбець.</w:t>
+      <w:r>
+        <w:rPr>
+          <w:rFonts w:ascii="Times New Roman" w:hAnsi="Times New Roman"/>
+          <w:i/>
+          <w:color w:val="FF4400"/>
+          <w:sz w:val="24"/>
+        </w:rPr>
+        <w:t>Священик:</w:t>
+      </w:r>
+      <w:r>
+        <w:rPr>
+          <w:rFonts w:ascii="Times New Roman" w:hAnsi="Times New Roman"/>
+          <w:sz w:val="24"/>
+        </w:rPr>
+        <w:t xml:space="preserve"> Христос, що воскрес із мертвих, істинний Бог наш, молитвами пречистої своєї Матері, святих, славних і всехвальних апостолів, святого, </w:t>
+      </w:r>
+      <w:r>
+        <w:rPr>
+          <w:rFonts w:ascii="Times New Roman" w:hAnsi="Times New Roman"/>
+          <w:i/>
+          <w:color w:val="FF4400"/>
+          <w:sz w:val="24"/>
+        </w:rPr>
+        <w:t>якого є храм</w:t>
+      </w:r>
+      <w:r>
+        <w:rPr>
+          <w:rFonts w:ascii="Times New Roman" w:hAnsi="Times New Roman"/>
+          <w:sz w:val="24"/>
+        </w:rPr>
+        <w:t>, передсвяття Благовіщення Пресвятої Богородиці, преподобного отця нашого Захарії, святого отця нашого Артемона, єпископа Селевкії Пісідійської і всіх святих, помилує і спасе нас, як благий і чоловіколюбець.</w:t>
       </w:r>
     </w:p>
     <w:p>
